--- a/docs-SaborExpress/10_Informe_final_SaborExpress.docx
+++ b/docs-SaborExpress/10_Informe_final_SaborExpress.docx
@@ -4,21 +4,75 @@
   <w:body>
     <w:p>
       <w:pPr>
-        <w:spacing w:before="3100" w:line="480" w:lineRule="auto"/>
+        <w:spacing w:before="1100"/>
+        <w:jc w:val="center"/>
+      </w:pPr>
+      <w:r>
+        <w:drawing>
+          <wp:inline>
+            <wp:extent cx="4389120" cy="2501042"/>
+            <wp:docPr id="43" name="Picture 43"/>
+            <wp:cNvGraphicFramePr>
+              <a:graphicFrameLocks noChangeAspect="1"/>
+            </wp:cNvGraphicFramePr>
+            <a:graphic>
+              <a:graphicData uri="http://schemas.openxmlformats.org/drawingml/2006/picture">
+                <pic:pic>
+                  <pic:nvPicPr>
+                    <pic:cNvPr id="0" name="SaborExpress_logo_transparente.png"/>
+                    <pic:cNvPicPr/>
+                  </pic:nvPicPr>
+                  <pic:blipFill>
+                    <a:blip r:embed="rId9"/>
+                    <a:stretch>
+                      <a:fillRect/>
+                    </a:stretch>
+                  </pic:blipFill>
+                  <pic:spPr>
+                    <a:xfrm>
+                      <a:off x="0" y="0"/>
+                      <a:ext cx="4389120" cy="2501042"/>
+                    </a:xfrm>
+                    <a:prstGeom prst="rect"/>
+                  </pic:spPr>
+                </pic:pic>
+              </a:graphicData>
+            </a:graphic>
+          </wp:inline>
+        </w:drawing>
+      </w:r>
+    </w:p>
+    <w:p>
+      <w:pPr>
+        <w:spacing w:before="900" w:after="500"/>
         <w:jc w:val="center"/>
       </w:pPr>
       <w:r>
         <w:rPr>
           <w:rFonts w:ascii="Times New Roman" w:hAnsi="Times New Roman"/>
           <w:b/>
-          <w:sz w:val="28"/>
+          <w:sz w:val="34"/>
         </w:rPr>
         <w:t>10 Informe final SaborExpress</w:t>
       </w:r>
     </w:p>
     <w:p>
       <w:pPr>
-        <w:spacing w:line="480" w:lineRule="auto"/>
+        <w:spacing w:after="160"/>
+        <w:jc w:val="center"/>
+      </w:pPr>
+      <w:r>
+        <w:rPr>
+          <w:rFonts w:ascii="Times New Roman" w:hAnsi="Times New Roman"/>
+          <w:b/>
+          <w:sz w:val="24"/>
+        </w:rPr>
+        <w:t>SABOREXPRESS — PROYECTO DE SOFTWARE</w:t>
+      </w:r>
+    </w:p>
+    <w:p>
+      <w:pPr>
+        <w:spacing w:after="160"/>
         <w:jc w:val="center"/>
       </w:pPr>
       <w:r>
@@ -26,12 +80,12 @@
           <w:rFonts w:ascii="Times New Roman" w:hAnsi="Times New Roman"/>
           <w:sz w:val="24"/>
         </w:rPr>
-        <w:t>Equipo de desarrollo SaborExpress</w:t>
-      </w:r>
-    </w:p>
-    <w:p>
-      <w:pPr>
-        <w:spacing w:line="480" w:lineRule="auto"/>
+        <w:t>Yerson Stiven Cuellar Rubiano</w:t>
+      </w:r>
+    </w:p>
+    <w:p>
+      <w:pPr>
+        <w:spacing w:after="160"/>
         <w:jc w:val="center"/>
       </w:pPr>
       <w:r>
@@ -39,12 +93,12 @@
           <w:rFonts w:ascii="Times New Roman" w:hAnsi="Times New Roman"/>
           <w:sz w:val="24"/>
         </w:rPr>
-        <w:t>Filiación institucional y autores individuales: por confirmar</w:t>
-      </w:r>
-    </w:p>
-    <w:p>
-      <w:pPr>
-        <w:spacing w:line="480" w:lineRule="auto"/>
+        <w:t>Ficha de formación: 3145555</w:t>
+      </w:r>
+    </w:p>
+    <w:p>
+      <w:pPr>
+        <w:spacing w:after="160"/>
         <w:jc w:val="center"/>
       </w:pPr>
       <w:r>
@@ -52,12 +106,12 @@
           <w:rFonts w:ascii="Times New Roman" w:hAnsi="Times New Roman"/>
           <w:sz w:val="24"/>
         </w:rPr>
-        <w:t>Estudio académico de ingeniería de software y documentación</w:t>
-      </w:r>
-    </w:p>
-    <w:p>
-      <w:pPr>
-        <w:spacing w:line="480" w:lineRule="auto"/>
+        <w:t>Expediente técnico y académico — APA 7</w:t>
+      </w:r>
+    </w:p>
+    <w:p>
+      <w:pPr>
+        <w:spacing w:after="160"/>
         <w:jc w:val="center"/>
       </w:pPr>
       <w:r>
@@ -69,29 +123,39 @@
       </w:r>
     </w:p>
     <w:p>
+      <w:pPr>
+        <w:spacing w:before="600"/>
+        <w:jc w:val="center"/>
+      </w:pPr>
+      <w:r>
+        <w:rPr>
+          <w:i/>
+        </w:rPr>
+        <w:t>Fuente documental: repositorios SaborExpressBack, SaborExpressWeb y SaborExpressMovil.</w:t>
+        <w:br/>
+        <w:t>Las pruebas no ejecutadas se identifican como pendientes.</w:t>
+      </w:r>
+    </w:p>
+    <w:p>
       <w:r>
         <w:br w:type="page"/>
       </w:r>
     </w:p>
-    <w:bookmarkStart w:id="35" w:name="X6db4f2c3925084858d034dd6e0fdbd83d75bf67"/>
+    <w:bookmarkStart w:id="44" w:name="X6db4f2c3925084858d034dd6e0fdbd83d75bf67"/>
     <w:p>
       <w:pPr>
         <w:pStyle w:val="Heading1"/>
         <w:keepNext/>
-        <w:ind w:firstLine="0"/>
-      </w:pPr>
-      <w:r>
-        <w:rPr>
-          <w:color w:val="000000"/>
-        </w:rPr>
+        <w:spacing w:line="264" w:lineRule="auto"/>
+      </w:pPr>
+      <w:r>
         <w:t xml:space="preserve">Informe final de ingeniería — versión documental</w:t>
       </w:r>
     </w:p>
     <w:p>
       <w:pPr>
         <w:pStyle w:val="FirstParagraph"/>
-        <w:spacing w:line="480" w:lineRule="auto" w:after="0"/>
-        <w:ind w:firstLine="720"/>
+        <w:spacing w:line="396" w:lineRule="auto" w:after="100"/>
       </w:pPr>
       <w:r>
         <w:rPr>
@@ -114,13 +178,13 @@
           <w:b/>
           <w:bCs/>
         </w:rPr>
-        <w:t xml:space="preserve">Fecha de corte:</w:t>
+        <w:t xml:space="preserve">Autor / integrante:</w:t>
       </w:r>
       <w:r>
         <w:t xml:space="preserve"> </w:t>
       </w:r>
       <w:r>
-        <w:t xml:space="preserve">14 de octubre de 2026 |</w:t>
+        <w:t xml:space="preserve">Yerson Stiven Cuellar Rubiano |</w:t>
       </w:r>
       <w:r>
         <w:t xml:space="preserve"> </w:t>
@@ -130,13 +194,13 @@
           <w:b/>
           <w:bCs/>
         </w:rPr>
-        <w:t xml:space="preserve">Versión:</w:t>
+        <w:t xml:space="preserve">Ficha:</w:t>
       </w:r>
       <w:r>
         <w:t xml:space="preserve"> </w:t>
       </w:r>
       <w:r>
-        <w:t xml:space="preserve">2.0 |</w:t>
+        <w:t xml:space="preserve">3145555 |</w:t>
       </w:r>
       <w:r>
         <w:t xml:space="preserve"> </w:t>
@@ -146,20 +210,35 @@
           <w:b/>
           <w:bCs/>
         </w:rPr>
-        <w:t xml:space="preserve">Tipo:</w:t>
+        <w:t xml:space="preserve">Fecha:</w:t>
       </w:r>
       <w:r>
         <w:t xml:space="preserve"> </w:t>
       </w:r>
       <w:r>
-        <w:t xml:space="preserve">Documento técnico y académico</w:t>
+        <w:t xml:space="preserve">14 de octubre de 2026 |</w:t>
+      </w:r>
+      <w:r>
+        <w:t xml:space="preserve"> </w:t>
+      </w:r>
+      <w:r>
+        <w:rPr>
+          <w:b/>
+          <w:bCs/>
+        </w:rPr>
+        <w:t xml:space="preserve">Versión documental:</w:t>
+      </w:r>
+      <w:r>
+        <w:t xml:space="preserve"> </w:t>
+      </w:r>
+      <w:r>
+        <w:t xml:space="preserve">4.0</w:t>
       </w:r>
     </w:p>
     <w:p>
       <w:pPr>
         <w:pStyle w:val="BodyText"/>
-        <w:spacing w:line="480" w:lineRule="auto" w:after="0"/>
-        <w:ind w:firstLine="720"/>
+        <w:spacing w:line="396" w:lineRule="auto" w:after="100"/>
       </w:pPr>
       <w:r>
         <w:rPr>
@@ -180,20 +259,16 @@
       <w:pPr>
         <w:pStyle w:val="Heading2"/>
         <w:keepNext/>
-        <w:ind w:firstLine="0"/>
-      </w:pPr>
-      <w:r>
-        <w:rPr>
-          <w:color w:val="000000"/>
-        </w:rPr>
+        <w:spacing w:line="264" w:lineRule="auto"/>
+      </w:pPr>
+      <w:r>
         <w:t xml:space="preserve">1. Síntesis del trabajo</w:t>
       </w:r>
     </w:p>
     <w:p>
       <w:pPr>
         <w:pStyle w:val="FirstParagraph"/>
-        <w:spacing w:line="480" w:lineRule="auto" w:after="0"/>
-        <w:ind w:firstLine="720"/>
+        <w:spacing w:line="396" w:lineRule="auto" w:after="100"/>
       </w:pPr>
       <w:r>
         <w:t xml:space="preserve">Este expediente reúne un análisis del estado de código de SaborExpress a octubre de 2026 y documentos de requisitos, diseño, datos, interfaz, operación e investigación. No se ha realizado una evaluación experimental ni aceptación del sistema.</w:t>
@@ -205,20 +280,16 @@
       <w:pPr>
         <w:pStyle w:val="Heading2"/>
         <w:keepNext/>
-        <w:ind w:firstLine="0"/>
-      </w:pPr>
-      <w:r>
-        <w:rPr>
-          <w:color w:val="000000"/>
-        </w:rPr>
+        <w:spacing w:line="264" w:lineRule="auto"/>
+      </w:pPr>
+      <w:r>
         <w:t xml:space="preserve">2. Sistema caracterizado</w:t>
       </w:r>
     </w:p>
     <w:p>
       <w:pPr>
         <w:pStyle w:val="FirstParagraph"/>
-        <w:spacing w:line="480" w:lineRule="auto" w:after="0"/>
-        <w:ind w:firstLine="720"/>
+        <w:spacing w:line="396" w:lineRule="auto" w:after="100"/>
       </w:pPr>
       <w:r>
         <w:t xml:space="preserve">API central ASP.NET Core 8, EF Core, JWT, SignalR y procesos hospedados; interfaz administrativa web Next.js 16/React 19; móvil Expo 57/React Native 0.86; persistencia relacional con configuración de motores alternativos. Existe integración programada con Wompi que exige validación real en sandbox.</w:t>
@@ -230,20 +301,16 @@
       <w:pPr>
         <w:pStyle w:val="Heading2"/>
         <w:keepNext/>
-        <w:ind w:firstLine="0"/>
-      </w:pPr>
-      <w:r>
-        <w:rPr>
-          <w:color w:val="000000"/>
-        </w:rPr>
+        <w:spacing w:line="264" w:lineRule="auto"/>
+      </w:pPr>
+      <w:r>
         <w:t xml:space="preserve">3. Evidencia y método</w:t>
       </w:r>
     </w:p>
     <w:p>
       <w:pPr>
         <w:pStyle w:val="FirstParagraph"/>
-        <w:spacing w:line="480" w:lineRule="auto" w:after="0"/>
-        <w:ind w:firstLine="720"/>
+        <w:spacing w:line="396" w:lineRule="auto" w:after="100"/>
       </w:pPr>
       <w:r>
         <w:t xml:space="preserve">Se consultaron</w:t>
@@ -267,12 +334,9 @@
       <w:pPr>
         <w:pStyle w:val="Heading2"/>
         <w:keepNext/>
-        <w:ind w:firstLine="0"/>
-      </w:pPr>
-      <w:r>
-        <w:rPr>
-          <w:color w:val="000000"/>
-        </w:rPr>
+        <w:spacing w:line="264" w:lineRule="auto"/>
+      </w:pPr>
+      <w:r>
         <w:t xml:space="preserve">4. Principales entregables de la carpeta</w:t>
       </w:r>
     </w:p>
@@ -281,6 +345,7 @@
         <w:tblStyle w:val="Table"/>
         <w:tblW w:type="auto" w:w="0"/>
         <w:jc w:val="left"/>
+        <w:tblLayout w:type="autofit"/>
         <w:tblLook w:firstRow="1" w:lastRow="0" w:firstColumn="0" w:lastColumn="0" w:noHBand="0" w:noVBand="0" w:val="0020"/>
       </w:tblPr>
       <w:tblGrid>
@@ -297,14 +362,14 @@
           <w:p>
             <w:pPr>
               <w:pStyle w:val="Compact"/>
-              <w:spacing w:line="240" w:lineRule="auto" w:after="0"/>
-              <w:ind w:firstLine="0"/>
-              <w:jc w:val="left"/>
-            </w:pPr>
-            <w:r>
-              <w:rPr>
-                <w:rFonts w:ascii="Times New Roman" w:hAnsi="Times New Roman"/>
-                <w:sz w:val="18"/>
+              <w:spacing w:line="240" w:lineRule="auto" w:after="20"/>
+              <w:ind w:firstLine="0"/>
+              <w:jc w:val="left"/>
+            </w:pPr>
+            <w:r>
+              <w:rPr>
+                <w:b/>
+                <w:sz w:val="17"/>
               </w:rPr>
               <w:t xml:space="preserve">Categoría</w:t>
             </w:r>
@@ -315,14 +380,14 @@
           <w:p>
             <w:pPr>
               <w:pStyle w:val="Compact"/>
-              <w:spacing w:line="240" w:lineRule="auto" w:after="0"/>
-              <w:ind w:firstLine="0"/>
-              <w:jc w:val="left"/>
-            </w:pPr>
-            <w:r>
-              <w:rPr>
-                <w:rFonts w:ascii="Times New Roman" w:hAnsi="Times New Roman"/>
-                <w:sz w:val="18"/>
+              <w:spacing w:line="240" w:lineRule="auto" w:after="20"/>
+              <w:ind w:firstLine="0"/>
+              <w:jc w:val="left"/>
+            </w:pPr>
+            <w:r>
+              <w:rPr>
+                <w:b/>
+                <w:sz w:val="17"/>
               </w:rPr>
               <w:t xml:space="preserve">Resultado</w:t>
             </w:r>
@@ -335,14 +400,13 @@
           <w:p>
             <w:pPr>
               <w:pStyle w:val="Compact"/>
-              <w:spacing w:line="240" w:lineRule="auto" w:after="0"/>
-              <w:ind w:firstLine="0"/>
-              <w:jc w:val="left"/>
-            </w:pPr>
-            <w:r>
-              <w:rPr>
-                <w:rFonts w:ascii="Times New Roman" w:hAnsi="Times New Roman"/>
-                <w:sz w:val="18"/>
+              <w:spacing w:line="240" w:lineRule="auto" w:after="20"/>
+              <w:ind w:firstLine="0"/>
+              <w:jc w:val="left"/>
+            </w:pPr>
+            <w:r>
+              <w:rPr>
+                <w:sz w:val="17"/>
               </w:rPr>
               <w:t xml:space="preserve">01</w:t>
             </w:r>
@@ -353,14 +417,13 @@
           <w:p>
             <w:pPr>
               <w:pStyle w:val="Compact"/>
-              <w:spacing w:line="240" w:lineRule="auto" w:after="0"/>
-              <w:ind w:firstLine="0"/>
-              <w:jc w:val="left"/>
-            </w:pPr>
-            <w:r>
-              <w:rPr>
-                <w:rFonts w:ascii="Times New Roman" w:hAnsi="Times New Roman"/>
-                <w:sz w:val="18"/>
+              <w:spacing w:line="240" w:lineRule="auto" w:after="20"/>
+              <w:ind w:firstLine="0"/>
+              <w:jc w:val="left"/>
+            </w:pPr>
+            <w:r>
+              <w:rPr>
+                <w:sz w:val="17"/>
               </w:rPr>
               <w:t xml:space="preserve">SRS y acta de constitución</w:t>
             </w:r>
@@ -373,14 +436,13 @@
           <w:p>
             <w:pPr>
               <w:pStyle w:val="Compact"/>
-              <w:spacing w:line="240" w:lineRule="auto" w:after="0"/>
-              <w:ind w:firstLine="0"/>
-              <w:jc w:val="left"/>
-            </w:pPr>
-            <w:r>
-              <w:rPr>
-                <w:rFonts w:ascii="Times New Roman" w:hAnsi="Times New Roman"/>
-                <w:sz w:val="18"/>
+              <w:spacing w:line="240" w:lineRule="auto" w:after="20"/>
+              <w:ind w:firstLine="0"/>
+              <w:jc w:val="left"/>
+            </w:pPr>
+            <w:r>
+              <w:rPr>
+                <w:sz w:val="17"/>
               </w:rPr>
               <w:t xml:space="preserve">02</w:t>
             </w:r>
@@ -391,14 +453,13 @@
           <w:p>
             <w:pPr>
               <w:pStyle w:val="Compact"/>
-              <w:spacing w:line="240" w:lineRule="auto" w:after="0"/>
-              <w:ind w:firstLine="0"/>
-              <w:jc w:val="left"/>
-            </w:pPr>
-            <w:r>
-              <w:rPr>
-                <w:rFonts w:ascii="Times New Roman" w:hAnsi="Times New Roman"/>
-                <w:sz w:val="18"/>
+              <w:spacing w:line="240" w:lineRule="auto" w:after="20"/>
+              <w:ind w:firstLine="0"/>
+              <w:jc w:val="left"/>
+            </w:pPr>
+            <w:r>
+              <w:rPr>
+                <w:sz w:val="17"/>
               </w:rPr>
               <w:t xml:space="preserve">Análisis funcional y propuesta técnica</w:t>
             </w:r>
@@ -411,14 +472,13 @@
           <w:p>
             <w:pPr>
               <w:pStyle w:val="Compact"/>
-              <w:spacing w:line="240" w:lineRule="auto" w:after="0"/>
-              <w:ind w:firstLine="0"/>
-              <w:jc w:val="left"/>
-            </w:pPr>
-            <w:r>
-              <w:rPr>
-                <w:rFonts w:ascii="Times New Roman" w:hAnsi="Times New Roman"/>
-                <w:sz w:val="18"/>
+              <w:spacing w:line="240" w:lineRule="auto" w:after="20"/>
+              <w:ind w:firstLine="0"/>
+              <w:jc w:val="left"/>
+            </w:pPr>
+            <w:r>
+              <w:rPr>
+                <w:sz w:val="17"/>
               </w:rPr>
               <w:t xml:space="preserve">03</w:t>
             </w:r>
@@ -429,14 +489,13 @@
           <w:p>
             <w:pPr>
               <w:pStyle w:val="Compact"/>
-              <w:spacing w:line="240" w:lineRule="auto" w:after="0"/>
-              <w:ind w:firstLine="0"/>
-              <w:jc w:val="left"/>
-            </w:pPr>
-            <w:r>
-              <w:rPr>
-                <w:rFonts w:ascii="Times New Roman" w:hAnsi="Times New Roman"/>
-                <w:sz w:val="18"/>
+              <w:spacing w:line="240" w:lineRule="auto" w:after="20"/>
+              <w:ind w:firstLine="0"/>
+              <w:jc w:val="left"/>
+            </w:pPr>
+            <w:r>
+              <w:rPr>
+                <w:sz w:val="17"/>
               </w:rPr>
               <w:t xml:space="preserve">Diseño arquitectónico y diagramas</w:t>
             </w:r>
@@ -449,14 +508,13 @@
           <w:p>
             <w:pPr>
               <w:pStyle w:val="Compact"/>
-              <w:spacing w:line="240" w:lineRule="auto" w:after="0"/>
-              <w:ind w:firstLine="0"/>
-              <w:jc w:val="left"/>
-            </w:pPr>
-            <w:r>
-              <w:rPr>
-                <w:rFonts w:ascii="Times New Roman" w:hAnsi="Times New Roman"/>
-                <w:sz w:val="18"/>
+              <w:spacing w:line="240" w:lineRule="auto" w:after="20"/>
+              <w:ind w:firstLine="0"/>
+              <w:jc w:val="left"/>
+            </w:pPr>
+            <w:r>
+              <w:rPr>
+                <w:sz w:val="17"/>
               </w:rPr>
               <w:t xml:space="preserve">04</w:t>
             </w:r>
@@ -467,14 +525,13 @@
           <w:p>
             <w:pPr>
               <w:pStyle w:val="Compact"/>
-              <w:spacing w:line="240" w:lineRule="auto" w:after="0"/>
-              <w:ind w:firstLine="0"/>
-              <w:jc w:val="left"/>
-            </w:pPr>
-            <w:r>
-              <w:rPr>
-                <w:rFonts w:ascii="Times New Roman" w:hAnsi="Times New Roman"/>
-                <w:sz w:val="18"/>
+              <w:spacing w:line="240" w:lineRule="auto" w:after="20"/>
+              <w:ind w:firstLine="0"/>
+              <w:jc w:val="left"/>
+            </w:pPr>
+            <w:r>
+              <w:rPr>
+                <w:sz w:val="17"/>
               </w:rPr>
               <w:t xml:space="preserve">Manual técnico y de instalación</w:t>
             </w:r>
@@ -487,14 +544,13 @@
           <w:p>
             <w:pPr>
               <w:pStyle w:val="Compact"/>
-              <w:spacing w:line="240" w:lineRule="auto" w:after="0"/>
-              <w:ind w:firstLine="0"/>
-              <w:jc w:val="left"/>
-            </w:pPr>
-            <w:r>
-              <w:rPr>
-                <w:rFonts w:ascii="Times New Roman" w:hAnsi="Times New Roman"/>
-                <w:sz w:val="18"/>
+              <w:spacing w:line="240" w:lineRule="auto" w:after="20"/>
+              <w:ind w:firstLine="0"/>
+              <w:jc w:val="left"/>
+            </w:pPr>
+            <w:r>
+              <w:rPr>
+                <w:sz w:val="17"/>
               </w:rPr>
               <w:t xml:space="preserve">05</w:t>
             </w:r>
@@ -505,14 +561,13 @@
           <w:p>
             <w:pPr>
               <w:pStyle w:val="Compact"/>
-              <w:spacing w:line="240" w:lineRule="auto" w:after="0"/>
-              <w:ind w:firstLine="0"/>
-              <w:jc w:val="left"/>
-            </w:pPr>
-            <w:r>
-              <w:rPr>
-                <w:rFonts w:ascii="Times New Roman" w:hAnsi="Times New Roman"/>
-                <w:sz w:val="18"/>
+              <w:spacing w:line="240" w:lineRule="auto" w:after="20"/>
+              <w:ind w:firstLine="0"/>
+              <w:jc w:val="left"/>
+            </w:pPr>
+            <w:r>
+              <w:rPr>
+                <w:sz w:val="17"/>
               </w:rPr>
               <w:t xml:space="preserve">Manual por roles</w:t>
             </w:r>
@@ -525,14 +580,13 @@
           <w:p>
             <w:pPr>
               <w:pStyle w:val="Compact"/>
-              <w:spacing w:line="240" w:lineRule="auto" w:after="0"/>
-              <w:ind w:firstLine="0"/>
-              <w:jc w:val="left"/>
-            </w:pPr>
-            <w:r>
-              <w:rPr>
-                <w:rFonts w:ascii="Times New Roman" w:hAnsi="Times New Roman"/>
-                <w:sz w:val="18"/>
+              <w:spacing w:line="240" w:lineRule="auto" w:after="20"/>
+              <w:ind w:firstLine="0"/>
+              <w:jc w:val="left"/>
+            </w:pPr>
+            <w:r>
+              <w:rPr>
+                <w:sz w:val="17"/>
               </w:rPr>
               <w:t xml:space="preserve">06</w:t>
             </w:r>
@@ -543,14 +597,13 @@
           <w:p>
             <w:pPr>
               <w:pStyle w:val="Compact"/>
-              <w:spacing w:line="240" w:lineRule="auto" w:after="0"/>
-              <w:ind w:firstLine="0"/>
-              <w:jc w:val="left"/>
-            </w:pPr>
-            <w:r>
-              <w:rPr>
-                <w:rFonts w:ascii="Times New Roman" w:hAnsi="Times New Roman"/>
-                <w:sz w:val="18"/>
+              <w:spacing w:line="240" w:lineRule="auto" w:after="20"/>
+              <w:ind w:firstLine="0"/>
+              <w:jc w:val="left"/>
+            </w:pPr>
+            <w:r>
+              <w:rPr>
+                <w:sz w:val="17"/>
               </w:rPr>
               <w:t xml:space="preserve">Datos y catálogo API</w:t>
             </w:r>
@@ -563,14 +616,13 @@
           <w:p>
             <w:pPr>
               <w:pStyle w:val="Compact"/>
-              <w:spacing w:line="240" w:lineRule="auto" w:after="0"/>
-              <w:ind w:firstLine="0"/>
-              <w:jc w:val="left"/>
-            </w:pPr>
-            <w:r>
-              <w:rPr>
-                <w:rFonts w:ascii="Times New Roman" w:hAnsi="Times New Roman"/>
-                <w:sz w:val="18"/>
+              <w:spacing w:line="240" w:lineRule="auto" w:after="20"/>
+              <w:ind w:firstLine="0"/>
+              <w:jc w:val="left"/>
+            </w:pPr>
+            <w:r>
+              <w:rPr>
+                <w:sz w:val="17"/>
               </w:rPr>
               <w:t xml:space="preserve">07</w:t>
             </w:r>
@@ -581,14 +633,13 @@
           <w:p>
             <w:pPr>
               <w:pStyle w:val="Compact"/>
-              <w:spacing w:line="240" w:lineRule="auto" w:after="0"/>
-              <w:ind w:firstLine="0"/>
-              <w:jc w:val="left"/>
-            </w:pPr>
-            <w:r>
-              <w:rPr>
-                <w:rFonts w:ascii="Times New Roman" w:hAnsi="Times New Roman"/>
-                <w:sz w:val="18"/>
+              <w:spacing w:line="240" w:lineRule="auto" w:after="20"/>
+              <w:ind w:firstLine="0"/>
+              <w:jc w:val="left"/>
+            </w:pPr>
+            <w:r>
+              <w:rPr>
+                <w:sz w:val="17"/>
               </w:rPr>
               <w:t xml:space="preserve">Pruebas/trazabilidad/mejora</w:t>
             </w:r>
@@ -601,14 +652,13 @@
           <w:p>
             <w:pPr>
               <w:pStyle w:val="Compact"/>
-              <w:spacing w:line="240" w:lineRule="auto" w:after="0"/>
-              <w:ind w:firstLine="0"/>
-              <w:jc w:val="left"/>
-            </w:pPr>
-            <w:r>
-              <w:rPr>
-                <w:rFonts w:ascii="Times New Roman" w:hAnsi="Times New Roman"/>
-                <w:sz w:val="18"/>
+              <w:spacing w:line="240" w:lineRule="auto" w:after="20"/>
+              <w:ind w:firstLine="0"/>
+              <w:jc w:val="left"/>
+            </w:pPr>
+            <w:r>
+              <w:rPr>
+                <w:sz w:val="17"/>
               </w:rPr>
               <w:t xml:space="preserve">08</w:t>
             </w:r>
@@ -619,14 +669,13 @@
           <w:p>
             <w:pPr>
               <w:pStyle w:val="Compact"/>
-              <w:spacing w:line="240" w:lineRule="auto" w:after="0"/>
-              <w:ind w:firstLine="0"/>
-              <w:jc w:val="left"/>
-            </w:pPr>
-            <w:r>
-              <w:rPr>
-                <w:rFonts w:ascii="Times New Roman" w:hAnsi="Times New Roman"/>
-                <w:sz w:val="18"/>
+              <w:spacing w:line="240" w:lineRule="auto" w:after="20"/>
+              <w:ind w:firstLine="0"/>
+              <w:jc w:val="left"/>
+            </w:pPr>
+            <w:r>
+              <w:rPr>
+                <w:sz w:val="17"/>
               </w:rPr>
               <w:t xml:space="preserve">Artículo científico ES y EN</w:t>
             </w:r>
@@ -640,20 +689,16 @@
       <w:pPr>
         <w:pStyle w:val="Heading2"/>
         <w:keepNext/>
-        <w:ind w:firstLine="0"/>
-      </w:pPr>
-      <w:r>
-        <w:rPr>
-          <w:color w:val="000000"/>
-        </w:rPr>
+        <w:spacing w:line="264" w:lineRule="auto"/>
+      </w:pPr>
+      <w:r>
         <w:t xml:space="preserve">5. Conclusiones y próximas actividades</w:t>
       </w:r>
     </w:p>
     <w:p>
       <w:pPr>
         <w:pStyle w:val="FirstParagraph"/>
-        <w:spacing w:line="480" w:lineRule="auto" w:after="0"/>
-        <w:ind w:firstLine="720"/>
+        <w:spacing w:line="396" w:lineRule="auto" w:after="100"/>
       </w:pPr>
       <w:r>
         <w:t xml:space="preserve">El software puede caracterizarse como una solución modular multi-cliente. El conjunto de documentos elimina vacíos y corrige descripciones obsoletas. La mejora prioritaria es ejecutar pruebas reproducibles de integridad, pagos, autorizaciones, usabilidad y migraciones; completar capturas reales y actas de aprobación.</w:t>
@@ -662,8 +707,7 @@
     <w:p>
       <w:pPr>
         <w:pStyle w:val="BodyText"/>
-        <w:spacing w:line="480" w:lineRule="auto" w:after="0"/>
-        <w:ind w:firstLine="720"/>
+        <w:spacing w:line="396" w:lineRule="auto" w:after="100"/>
       </w:pPr>
       <w:r>
         <w:rPr>
@@ -685,12 +729,9 @@
       <w:pPr>
         <w:pStyle w:val="Heading2"/>
         <w:keepNext/>
-        <w:ind w:firstLine="0"/>
-      </w:pPr>
-      <w:r>
-        <w:rPr>
-          <w:color w:val="000000"/>
-        </w:rPr>
+        <w:spacing w:line="264" w:lineRule="auto"/>
+      </w:pPr>
+      <w:r>
         <w:t xml:space="preserve">7. Estado detallado de entregables y evidencia</w:t>
       </w:r>
     </w:p>
@@ -699,7 +740,7 @@
         <w:tblStyle w:val="Table"/>
         <w:tblW w:type="pct" w:w="5000"/>
         <w:jc w:val="left"/>
-        <w:tblLayout w:type="fixed"/>
+        <w:tblLayout w:type="autofit"/>
         <w:tblLook w:firstRow="1" w:lastRow="0" w:firstColumn="0" w:lastColumn="0" w:noHBand="0" w:noVBand="0" w:val="0020"/>
       </w:tblPr>
       <w:tblGrid>
@@ -717,14 +758,14 @@
           <w:p>
             <w:pPr>
               <w:pStyle w:val="Compact"/>
-              <w:spacing w:line="240" w:lineRule="auto" w:after="0"/>
-              <w:ind w:firstLine="0"/>
-              <w:jc w:val="left"/>
-            </w:pPr>
-            <w:r>
-              <w:rPr>
-                <w:rFonts w:ascii="Times New Roman" w:hAnsi="Times New Roman"/>
-                <w:sz w:val="18"/>
+              <w:spacing w:line="240" w:lineRule="auto" w:after="20"/>
+              <w:ind w:firstLine="0"/>
+              <w:jc w:val="left"/>
+            </w:pPr>
+            <w:r>
+              <w:rPr>
+                <w:b/>
+                <w:sz w:val="17"/>
               </w:rPr>
               <w:t xml:space="preserve">Entregable</w:t>
             </w:r>
@@ -735,14 +776,14 @@
           <w:p>
             <w:pPr>
               <w:pStyle w:val="Compact"/>
-              <w:spacing w:line="240" w:lineRule="auto" w:after="0"/>
-              <w:ind w:firstLine="0"/>
-              <w:jc w:val="left"/>
-            </w:pPr>
-            <w:r>
-              <w:rPr>
-                <w:rFonts w:ascii="Times New Roman" w:hAnsi="Times New Roman"/>
-                <w:sz w:val="18"/>
+              <w:spacing w:line="240" w:lineRule="auto" w:after="20"/>
+              <w:ind w:firstLine="0"/>
+              <w:jc w:val="left"/>
+            </w:pPr>
+            <w:r>
+              <w:rPr>
+                <w:b/>
+                <w:sz w:val="17"/>
               </w:rPr>
               <w:t xml:space="preserve">Evidencia documental</w:t>
             </w:r>
@@ -753,14 +794,14 @@
           <w:p>
             <w:pPr>
               <w:pStyle w:val="Compact"/>
-              <w:spacing w:line="240" w:lineRule="auto" w:after="0"/>
-              <w:ind w:firstLine="0"/>
-              <w:jc w:val="left"/>
-            </w:pPr>
-            <w:r>
-              <w:rPr>
-                <w:rFonts w:ascii="Times New Roman" w:hAnsi="Times New Roman"/>
-                <w:sz w:val="18"/>
+              <w:spacing w:line="240" w:lineRule="auto" w:after="20"/>
+              <w:ind w:firstLine="0"/>
+              <w:jc w:val="left"/>
+            </w:pPr>
+            <w:r>
+              <w:rPr>
+                <w:b/>
+                <w:sz w:val="17"/>
               </w:rPr>
               <w:t xml:space="preserve">Validación faltante</w:t>
             </w:r>
@@ -773,14 +814,13 @@
           <w:p>
             <w:pPr>
               <w:pStyle w:val="Compact"/>
-              <w:spacing w:line="240" w:lineRule="auto" w:after="0"/>
-              <w:ind w:firstLine="0"/>
-              <w:jc w:val="left"/>
-            </w:pPr>
-            <w:r>
-              <w:rPr>
-                <w:rFonts w:ascii="Times New Roman" w:hAnsi="Times New Roman"/>
-                <w:sz w:val="18"/>
+              <w:spacing w:line="240" w:lineRule="auto" w:after="20"/>
+              <w:ind w:firstLine="0"/>
+              <w:jc w:val="left"/>
+            </w:pPr>
+            <w:r>
+              <w:rPr>
+                <w:sz w:val="17"/>
               </w:rPr>
               <w:t xml:space="preserve">Requisitos</w:t>
             </w:r>
@@ -791,14 +831,13 @@
           <w:p>
             <w:pPr>
               <w:pStyle w:val="Compact"/>
-              <w:spacing w:line="240" w:lineRule="auto" w:after="0"/>
-              <w:ind w:firstLine="0"/>
-              <w:jc w:val="left"/>
-            </w:pPr>
-            <w:r>
-              <w:rPr>
-                <w:rFonts w:ascii="Times New Roman" w:hAnsi="Times New Roman"/>
-                <w:sz w:val="18"/>
+              <w:spacing w:line="240" w:lineRule="auto" w:after="20"/>
+              <w:ind w:firstLine="0"/>
+              <w:jc w:val="left"/>
+            </w:pPr>
+            <w:r>
+              <w:rPr>
+                <w:sz w:val="17"/>
               </w:rPr>
               <w:t xml:space="preserve">RF-01..25 / RNF-01..15</w:t>
             </w:r>
@@ -809,14 +848,13 @@
           <w:p>
             <w:pPr>
               <w:pStyle w:val="Compact"/>
-              <w:spacing w:line="240" w:lineRule="auto" w:after="0"/>
-              <w:ind w:firstLine="0"/>
-              <w:jc w:val="left"/>
-            </w:pPr>
-            <w:r>
-              <w:rPr>
-                <w:rFonts w:ascii="Times New Roman" w:hAnsi="Times New Roman"/>
-                <w:sz w:val="18"/>
+              <w:spacing w:line="240" w:lineRule="auto" w:after="20"/>
+              <w:ind w:firstLine="0"/>
+              <w:jc w:val="left"/>
+            </w:pPr>
+            <w:r>
+              <w:rPr>
+                <w:sz w:val="17"/>
               </w:rPr>
               <w:t xml:space="preserve">aprobación y ensayos</w:t>
             </w:r>
@@ -829,14 +867,13 @@
           <w:p>
             <w:pPr>
               <w:pStyle w:val="Compact"/>
-              <w:spacing w:line="240" w:lineRule="auto" w:after="0"/>
-              <w:ind w:firstLine="0"/>
-              <w:jc w:val="left"/>
-            </w:pPr>
-            <w:r>
-              <w:rPr>
-                <w:rFonts w:ascii="Times New Roman" w:hAnsi="Times New Roman"/>
-                <w:sz w:val="18"/>
+              <w:spacing w:line="240" w:lineRule="auto" w:after="20"/>
+              <w:ind w:firstLine="0"/>
+              <w:jc w:val="left"/>
+            </w:pPr>
+            <w:r>
+              <w:rPr>
+                <w:sz w:val="17"/>
               </w:rPr>
               <w:t xml:space="preserve">Análisis</w:t>
             </w:r>
@@ -847,14 +884,13 @@
           <w:p>
             <w:pPr>
               <w:pStyle w:val="Compact"/>
-              <w:spacing w:line="240" w:lineRule="auto" w:after="0"/>
-              <w:ind w:firstLine="0"/>
-              <w:jc w:val="left"/>
-            </w:pPr>
-            <w:r>
-              <w:rPr>
-                <w:rFonts w:ascii="Times New Roman" w:hAnsi="Times New Roman"/>
-                <w:sz w:val="18"/>
+              <w:spacing w:line="240" w:lineRule="auto" w:after="20"/>
+              <w:ind w:firstLine="0"/>
+              <w:jc w:val="left"/>
+            </w:pPr>
+            <w:r>
+              <w:rPr>
+                <w:sz w:val="17"/>
               </w:rPr>
               <w:t xml:space="preserve">14 casos de uso extendidos</w:t>
             </w:r>
@@ -865,14 +901,13 @@
           <w:p>
             <w:pPr>
               <w:pStyle w:val="Compact"/>
-              <w:spacing w:line="240" w:lineRule="auto" w:after="0"/>
-              <w:ind w:firstLine="0"/>
-              <w:jc w:val="left"/>
-            </w:pPr>
-            <w:r>
-              <w:rPr>
-                <w:rFonts w:ascii="Times New Roman" w:hAnsi="Times New Roman"/>
-                <w:sz w:val="18"/>
+              <w:spacing w:line="240" w:lineRule="auto" w:after="20"/>
+              <w:ind w:firstLine="0"/>
+              <w:jc w:val="left"/>
+            </w:pPr>
+            <w:r>
+              <w:rPr>
+                <w:sz w:val="17"/>
               </w:rPr>
               <w:t xml:space="preserve">contrastar pantallas y servicios</w:t>
             </w:r>
@@ -885,14 +920,13 @@
           <w:p>
             <w:pPr>
               <w:pStyle w:val="Compact"/>
-              <w:spacing w:line="240" w:lineRule="auto" w:after="0"/>
-              <w:ind w:firstLine="0"/>
-              <w:jc w:val="left"/>
-            </w:pPr>
-            <w:r>
-              <w:rPr>
-                <w:rFonts w:ascii="Times New Roman" w:hAnsi="Times New Roman"/>
-                <w:sz w:val="18"/>
+              <w:spacing w:line="240" w:lineRule="auto" w:after="20"/>
+              <w:ind w:firstLine="0"/>
+              <w:jc w:val="left"/>
+            </w:pPr>
+            <w:r>
+              <w:rPr>
+                <w:sz w:val="17"/>
               </w:rPr>
               <w:t xml:space="preserve">Diseño</w:t>
             </w:r>
@@ -903,14 +937,13 @@
           <w:p>
             <w:pPr>
               <w:pStyle w:val="Compact"/>
-              <w:spacing w:line="240" w:lineRule="auto" w:after="0"/>
-              <w:ind w:firstLine="0"/>
-              <w:jc w:val="left"/>
-            </w:pPr>
-            <w:r>
-              <w:rPr>
-                <w:rFonts w:ascii="Times New Roman" w:hAnsi="Times New Roman"/>
-                <w:sz w:val="18"/>
+              <w:spacing w:line="240" w:lineRule="auto" w:after="20"/>
+              <w:ind w:firstLine="0"/>
+              <w:jc w:val="left"/>
+            </w:pPr>
+            <w:r>
+              <w:rPr>
+                <w:sz w:val="17"/>
               </w:rPr>
               <w:t xml:space="preserve">vistas, diagramas y ADR</w:t>
             </w:r>
@@ -921,14 +954,13 @@
           <w:p>
             <w:pPr>
               <w:pStyle w:val="Compact"/>
-              <w:spacing w:line="240" w:lineRule="auto" w:after="0"/>
-              <w:ind w:firstLine="0"/>
-              <w:jc w:val="left"/>
-            </w:pPr>
-            <w:r>
-              <w:rPr>
-                <w:rFonts w:ascii="Times New Roman" w:hAnsi="Times New Roman"/>
-                <w:sz w:val="18"/>
+              <w:spacing w:line="240" w:lineRule="auto" w:after="20"/>
+              <w:ind w:firstLine="0"/>
+              <w:jc w:val="left"/>
+            </w:pPr>
+            <w:r>
+              <w:rPr>
+                <w:sz w:val="17"/>
               </w:rPr>
               <w:t xml:space="preserve">revisión técnica de componentes</w:t>
             </w:r>
@@ -941,14 +973,13 @@
           <w:p>
             <w:pPr>
               <w:pStyle w:val="Compact"/>
-              <w:spacing w:line="240" w:lineRule="auto" w:after="0"/>
-              <w:ind w:firstLine="0"/>
-              <w:jc w:val="left"/>
-            </w:pPr>
-            <w:r>
-              <w:rPr>
-                <w:rFonts w:ascii="Times New Roman" w:hAnsi="Times New Roman"/>
-                <w:sz w:val="18"/>
+              <w:spacing w:line="240" w:lineRule="auto" w:after="20"/>
+              <w:ind w:firstLine="0"/>
+              <w:jc w:val="left"/>
+            </w:pPr>
+            <w:r>
+              <w:rPr>
+                <w:sz w:val="17"/>
               </w:rPr>
               <w:t xml:space="preserve">Datos</w:t>
             </w:r>
@@ -959,14 +990,13 @@
           <w:p>
             <w:pPr>
               <w:pStyle w:val="Compact"/>
-              <w:spacing w:line="240" w:lineRule="auto" w:after="0"/>
-              <w:ind w:firstLine="0"/>
-              <w:jc w:val="left"/>
-            </w:pPr>
-            <w:r>
-              <w:rPr>
-                <w:rFonts w:ascii="Times New Roman" w:hAnsi="Times New Roman"/>
-                <w:sz w:val="18"/>
+              <w:spacing w:line="240" w:lineRule="auto" w:after="20"/>
+              <w:ind w:firstLine="0"/>
+              <w:jc w:val="left"/>
+            </w:pPr>
+            <w:r>
+              <w:rPr>
+                <w:sz w:val="17"/>
               </w:rPr>
               <w:t xml:space="preserve">8 entidades C# inspeccionadas</w:t>
             </w:r>
@@ -977,14 +1007,13 @@
           <w:p>
             <w:pPr>
               <w:pStyle w:val="Compact"/>
-              <w:spacing w:line="240" w:lineRule="auto" w:after="0"/>
-              <w:ind w:firstLine="0"/>
-              <w:jc w:val="left"/>
-            </w:pPr>
-            <w:r>
-              <w:rPr>
-                <w:rFonts w:ascii="Times New Roman" w:hAnsi="Times New Roman"/>
-                <w:sz w:val="18"/>
+              <w:spacing w:line="240" w:lineRule="auto" w:after="20"/>
+              <w:ind w:firstLine="0"/>
+              <w:jc w:val="left"/>
+            </w:pPr>
+            <w:r>
+              <w:rPr>
+                <w:sz w:val="17"/>
               </w:rPr>
               <w:t xml:space="preserve">DDL del motor y restricciones EF</w:t>
             </w:r>
@@ -997,14 +1026,13 @@
           <w:p>
             <w:pPr>
               <w:pStyle w:val="Compact"/>
-              <w:spacing w:line="240" w:lineRule="auto" w:after="0"/>
-              <w:ind w:firstLine="0"/>
-              <w:jc w:val="left"/>
-            </w:pPr>
-            <w:r>
-              <w:rPr>
-                <w:rFonts w:ascii="Times New Roman" w:hAnsi="Times New Roman"/>
-                <w:sz w:val="18"/>
+              <w:spacing w:line="240" w:lineRule="auto" w:after="20"/>
+              <w:ind w:firstLine="0"/>
+              <w:jc w:val="left"/>
+            </w:pPr>
+            <w:r>
+              <w:rPr>
+                <w:sz w:val="17"/>
               </w:rPr>
               <w:t xml:space="preserve">API</w:t>
             </w:r>
@@ -1015,14 +1043,13 @@
           <w:p>
             <w:pPr>
               <w:pStyle w:val="Compact"/>
-              <w:spacing w:line="240" w:lineRule="auto" w:after="0"/>
-              <w:ind w:firstLine="0"/>
-              <w:jc w:val="left"/>
-            </w:pPr>
-            <w:r>
-              <w:rPr>
-                <w:rFonts w:ascii="Times New Roman" w:hAnsi="Times New Roman"/>
-                <w:sz w:val="18"/>
+              <w:spacing w:line="240" w:lineRule="auto" w:after="20"/>
+              <w:ind w:firstLine="0"/>
+              <w:jc w:val="left"/>
+            </w:pPr>
+            <w:r>
+              <w:rPr>
+                <w:sz w:val="17"/>
               </w:rPr>
               <w:t xml:space="preserve">52 rutas inventariadas de 6 controladores</w:t>
             </w:r>
@@ -1033,14 +1060,13 @@
           <w:p>
             <w:pPr>
               <w:pStyle w:val="Compact"/>
-              <w:spacing w:line="240" w:lineRule="auto" w:after="0"/>
-              <w:ind w:firstLine="0"/>
-              <w:jc w:val="left"/>
-            </w:pPr>
-            <w:r>
-              <w:rPr>
-                <w:rFonts w:ascii="Times New Roman" w:hAnsi="Times New Roman"/>
-                <w:sz w:val="18"/>
+              <w:spacing w:line="240" w:lineRule="auto" w:after="20"/>
+              <w:ind w:firstLine="0"/>
+              <w:jc w:val="left"/>
+            </w:pPr>
+            <w:r>
+              <w:rPr>
+                <w:sz w:val="17"/>
               </w:rPr>
               <w:t xml:space="preserve">export OpenAPI y resto de controllers</w:t>
             </w:r>
@@ -1053,14 +1079,13 @@
           <w:p>
             <w:pPr>
               <w:pStyle w:val="Compact"/>
-              <w:spacing w:line="240" w:lineRule="auto" w:after="0"/>
-              <w:ind w:firstLine="0"/>
-              <w:jc w:val="left"/>
-            </w:pPr>
-            <w:r>
-              <w:rPr>
-                <w:rFonts w:ascii="Times New Roman" w:hAnsi="Times New Roman"/>
-                <w:sz w:val="18"/>
+              <w:spacing w:line="240" w:lineRule="auto" w:after="20"/>
+              <w:ind w:firstLine="0"/>
+              <w:jc w:val="left"/>
+            </w:pPr>
+            <w:r>
+              <w:rPr>
+                <w:sz w:val="17"/>
               </w:rPr>
               <w:t xml:space="preserve">Calidad</w:t>
             </w:r>
@@ -1071,14 +1096,13 @@
           <w:p>
             <w:pPr>
               <w:pStyle w:val="Compact"/>
-              <w:spacing w:line="240" w:lineRule="auto" w:after="0"/>
-              <w:ind w:firstLine="0"/>
-              <w:jc w:val="left"/>
-            </w:pPr>
-            <w:r>
-              <w:rPr>
-                <w:rFonts w:ascii="Times New Roman" w:hAnsi="Times New Roman"/>
-                <w:sz w:val="18"/>
+              <w:spacing w:line="240" w:lineRule="auto" w:after="20"/>
+              <w:ind w:firstLine="0"/>
+              <w:jc w:val="left"/>
+            </w:pPr>
+            <w:r>
+              <w:rPr>
+                <w:sz w:val="17"/>
               </w:rPr>
               <w:t xml:space="preserve">38 casos de prueba diseñados</w:t>
             </w:r>
@@ -1089,14 +1113,13 @@
           <w:p>
             <w:pPr>
               <w:pStyle w:val="Compact"/>
-              <w:spacing w:line="240" w:lineRule="auto" w:after="0"/>
-              <w:ind w:firstLine="0"/>
-              <w:jc w:val="left"/>
-            </w:pPr>
-            <w:r>
-              <w:rPr>
-                <w:rFonts w:ascii="Times New Roman" w:hAnsi="Times New Roman"/>
-                <w:sz w:val="18"/>
+              <w:spacing w:line="240" w:lineRule="auto" w:after="20"/>
+              <w:ind w:firstLine="0"/>
+              <w:jc w:val="left"/>
+            </w:pPr>
+            <w:r>
+              <w:rPr>
+                <w:sz w:val="17"/>
               </w:rPr>
               <w:t xml:space="preserve">ejecución y actas</w:t>
             </w:r>
@@ -1109,14 +1132,13 @@
           <w:p>
             <w:pPr>
               <w:pStyle w:val="Compact"/>
-              <w:spacing w:line="240" w:lineRule="auto" w:after="0"/>
-              <w:ind w:firstLine="0"/>
-              <w:jc w:val="left"/>
-            </w:pPr>
-            <w:r>
-              <w:rPr>
-                <w:rFonts w:ascii="Times New Roman" w:hAnsi="Times New Roman"/>
-                <w:sz w:val="18"/>
+              <w:spacing w:line="240" w:lineRule="auto" w:after="20"/>
+              <w:ind w:firstLine="0"/>
+              <w:jc w:val="left"/>
+            </w:pPr>
+            <w:r>
+              <w:rPr>
+                <w:sz w:val="17"/>
               </w:rPr>
               <w:t xml:space="preserve">Instalación</w:t>
             </w:r>
@@ -1127,14 +1149,13 @@
           <w:p>
             <w:pPr>
               <w:pStyle w:val="Compact"/>
-              <w:spacing w:line="240" w:lineRule="auto" w:after="0"/>
-              <w:ind w:firstLine="0"/>
-              <w:jc w:val="left"/>
-            </w:pPr>
-            <w:r>
-              <w:rPr>
-                <w:rFonts w:ascii="Times New Roman" w:hAnsi="Times New Roman"/>
-                <w:sz w:val="18"/>
+              <w:spacing w:line="240" w:lineRule="auto" w:after="20"/>
+              <w:ind w:firstLine="0"/>
+              <w:jc w:val="left"/>
+            </w:pPr>
+            <w:r>
+              <w:rPr>
+                <w:sz w:val="17"/>
               </w:rPr>
               <w:t xml:space="preserve">runbook multi-cliente</w:t>
             </w:r>
@@ -1145,14 +1166,13 @@
           <w:p>
             <w:pPr>
               <w:pStyle w:val="Compact"/>
-              <w:spacing w:line="240" w:lineRule="auto" w:after="0"/>
-              <w:ind w:firstLine="0"/>
-              <w:jc w:val="left"/>
-            </w:pPr>
-            <w:r>
-              <w:rPr>
-                <w:rFonts w:ascii="Times New Roman" w:hAnsi="Times New Roman"/>
-                <w:sz w:val="18"/>
+              <w:spacing w:line="240" w:lineRule="auto" w:after="20"/>
+              <w:ind w:firstLine="0"/>
+              <w:jc w:val="left"/>
+            </w:pPr>
+            <w:r>
+              <w:rPr>
+                <w:sz w:val="17"/>
               </w:rPr>
               <w:t xml:space="preserve">entorno fresco</w:t>
             </w:r>
@@ -1165,14 +1185,13 @@
           <w:p>
             <w:pPr>
               <w:pStyle w:val="Compact"/>
-              <w:spacing w:line="240" w:lineRule="auto" w:after="0"/>
-              <w:ind w:firstLine="0"/>
-              <w:jc w:val="left"/>
-            </w:pPr>
-            <w:r>
-              <w:rPr>
-                <w:rFonts w:ascii="Times New Roman" w:hAnsi="Times New Roman"/>
-                <w:sz w:val="18"/>
+              <w:spacing w:line="240" w:lineRule="auto" w:after="20"/>
+              <w:ind w:firstLine="0"/>
+              <w:jc w:val="left"/>
+            </w:pPr>
+            <w:r>
+              <w:rPr>
+                <w:sz w:val="17"/>
               </w:rPr>
               <w:t xml:space="preserve">Usuario</w:t>
             </w:r>
@@ -1183,14 +1202,13 @@
           <w:p>
             <w:pPr>
               <w:pStyle w:val="Compact"/>
-              <w:spacing w:line="240" w:lineRule="auto" w:after="0"/>
-              <w:ind w:firstLine="0"/>
-              <w:jc w:val="left"/>
-            </w:pPr>
-            <w:r>
-              <w:rPr>
-                <w:rFonts w:ascii="Times New Roman" w:hAnsi="Times New Roman"/>
-                <w:sz w:val="18"/>
+              <w:spacing w:line="240" w:lineRule="auto" w:after="20"/>
+              <w:ind w:firstLine="0"/>
+              <w:jc w:val="left"/>
+            </w:pPr>
+            <w:r>
+              <w:rPr>
+                <w:sz w:val="17"/>
               </w:rPr>
               <w:t xml:space="preserve">16 procedimientos por rol</w:t>
             </w:r>
@@ -1201,14 +1219,13 @@
           <w:p>
             <w:pPr>
               <w:pStyle w:val="Compact"/>
-              <w:spacing w:line="240" w:lineRule="auto" w:after="0"/>
-              <w:ind w:firstLine="0"/>
-              <w:jc w:val="left"/>
-            </w:pPr>
-            <w:r>
-              <w:rPr>
-                <w:rFonts w:ascii="Times New Roman" w:hAnsi="Times New Roman"/>
-                <w:sz w:val="18"/>
+              <w:spacing w:line="240" w:lineRule="auto" w:after="20"/>
+              <w:ind w:firstLine="0"/>
+              <w:jc w:val="left"/>
+            </w:pPr>
+            <w:r>
+              <w:rPr>
+                <w:sz w:val="17"/>
               </w:rPr>
               <w:t xml:space="preserve">capturas y capacitación</w:t>
             </w:r>
@@ -1221,14 +1238,13 @@
           <w:p>
             <w:pPr>
               <w:pStyle w:val="Compact"/>
-              <w:spacing w:line="240" w:lineRule="auto" w:after="0"/>
-              <w:ind w:firstLine="0"/>
-              <w:jc w:val="left"/>
-            </w:pPr>
-            <w:r>
-              <w:rPr>
-                <w:rFonts w:ascii="Times New Roman" w:hAnsi="Times New Roman"/>
-                <w:sz w:val="18"/>
+              <w:spacing w:line="240" w:lineRule="auto" w:after="20"/>
+              <w:ind w:firstLine="0"/>
+              <w:jc w:val="left"/>
+            </w:pPr>
+            <w:r>
+              <w:rPr>
+                <w:sz w:val="17"/>
               </w:rPr>
               <w:t xml:space="preserve">Investigación</w:t>
             </w:r>
@@ -1239,14 +1255,13 @@
           <w:p>
             <w:pPr>
               <w:pStyle w:val="Compact"/>
-              <w:spacing w:line="240" w:lineRule="auto" w:after="0"/>
-              <w:ind w:firstLine="0"/>
-              <w:jc w:val="left"/>
-            </w:pPr>
-            <w:r>
-              <w:rPr>
-                <w:rFonts w:ascii="Times New Roman" w:hAnsi="Times New Roman"/>
-                <w:sz w:val="18"/>
+              <w:spacing w:line="240" w:lineRule="auto" w:after="20"/>
+              <w:ind w:firstLine="0"/>
+              <w:jc w:val="left"/>
+            </w:pPr>
+            <w:r>
+              <w:rPr>
+                <w:sz w:val="17"/>
               </w:rPr>
               <w:t xml:space="preserve">artículos ES/EN y bibliografía</w:t>
             </w:r>
@@ -1257,14 +1272,13 @@
           <w:p>
             <w:pPr>
               <w:pStyle w:val="Compact"/>
-              <w:spacing w:line="240" w:lineRule="auto" w:after="0"/>
-              <w:ind w:firstLine="0"/>
-              <w:jc w:val="left"/>
-            </w:pPr>
-            <w:r>
-              <w:rPr>
-                <w:rFonts w:ascii="Times New Roman" w:hAnsi="Times New Roman"/>
-                <w:sz w:val="18"/>
+              <w:spacing w:line="240" w:lineRule="auto" w:after="20"/>
+              <w:ind w:firstLine="0"/>
+              <w:jc w:val="left"/>
+            </w:pPr>
+            <w:r>
+              <w:rPr>
+                <w:sz w:val="17"/>
               </w:rPr>
               <w:t xml:space="preserve">autoría/ajuste revista y revisión externa</w:t>
             </w:r>
@@ -1277,14 +1291,13 @@
           <w:p>
             <w:pPr>
               <w:pStyle w:val="Compact"/>
-              <w:spacing w:line="240" w:lineRule="auto" w:after="0"/>
-              <w:ind w:firstLine="0"/>
-              <w:jc w:val="left"/>
-            </w:pPr>
-            <w:r>
-              <w:rPr>
-                <w:rFonts w:ascii="Times New Roman" w:hAnsi="Times New Roman"/>
-                <w:sz w:val="18"/>
+              <w:spacing w:line="240" w:lineRule="auto" w:after="20"/>
+              <w:ind w:firstLine="0"/>
+              <w:jc w:val="left"/>
+            </w:pPr>
+            <w:r>
+              <w:rPr>
+                <w:sz w:val="17"/>
               </w:rPr>
               <w:t xml:space="preserve">Operación</w:t>
             </w:r>
@@ -1295,14 +1308,13 @@
           <w:p>
             <w:pPr>
               <w:pStyle w:val="Compact"/>
-              <w:spacing w:line="240" w:lineRule="auto" w:after="0"/>
-              <w:ind w:firstLine="0"/>
-              <w:jc w:val="left"/>
-            </w:pPr>
-            <w:r>
-              <w:rPr>
-                <w:rFonts w:ascii="Times New Roman" w:hAnsi="Times New Roman"/>
-                <w:sz w:val="18"/>
+              <w:spacing w:line="240" w:lineRule="auto" w:after="20"/>
+              <w:ind w:firstLine="0"/>
+              <w:jc w:val="left"/>
+            </w:pPr>
+            <w:r>
+              <w:rPr>
+                <w:sz w:val="17"/>
               </w:rPr>
               <w:t xml:space="preserve">controles y plan de mejora</w:t>
             </w:r>
@@ -1313,14 +1325,13 @@
           <w:p>
             <w:pPr>
               <w:pStyle w:val="Compact"/>
-              <w:spacing w:line="240" w:lineRule="auto" w:after="0"/>
-              <w:ind w:firstLine="0"/>
-              <w:jc w:val="left"/>
-            </w:pPr>
-            <w:r>
-              <w:rPr>
-                <w:rFonts w:ascii="Times New Roman" w:hAnsi="Times New Roman"/>
-                <w:sz w:val="18"/>
+              <w:spacing w:line="240" w:lineRule="auto" w:after="20"/>
+              <w:ind w:firstLine="0"/>
+              <w:jc w:val="left"/>
+            </w:pPr>
+            <w:r>
+              <w:rPr>
+                <w:sz w:val="17"/>
               </w:rPr>
               <w:t xml:space="preserve">simulacro incidente y copias</w:t>
             </w:r>
@@ -1334,20 +1345,16 @@
       <w:pPr>
         <w:pStyle w:val="Heading2"/>
         <w:keepNext/>
-        <w:ind w:firstLine="0"/>
-      </w:pPr>
-      <w:r>
-        <w:rPr>
-          <w:color w:val="000000"/>
-        </w:rPr>
+        <w:spacing w:line="264" w:lineRule="auto"/>
+      </w:pPr>
+      <w:r>
         <w:t xml:space="preserve">8. Resultados observados vs. resultados pendientes</w:t>
       </w:r>
     </w:p>
     <w:p>
       <w:pPr>
         <w:pStyle w:val="FirstParagraph"/>
-        <w:spacing w:line="480" w:lineRule="auto" w:after="0"/>
-        <w:ind w:firstLine="720"/>
+        <w:spacing w:line="396" w:lineRule="auto" w:after="100"/>
       </w:pPr>
       <w:r>
         <w:rPr>
@@ -1382,8 +1389,7 @@
     <w:p>
       <w:pPr>
         <w:pStyle w:val="BodyText"/>
-        <w:spacing w:line="480" w:lineRule="auto" w:after="0"/>
-        <w:ind w:firstLine="720"/>
+        <w:spacing w:line="396" w:lineRule="auto" w:after="100"/>
       </w:pPr>
       <w:r>
         <w:t xml:space="preserve">Los diagramas documentan la arquitectura inferida; un diagrama no sustituye trazas o configuración desplegada. El informe se clasifica como cierre</w:t>
@@ -1408,20 +1414,16 @@
       <w:pPr>
         <w:pStyle w:val="Heading2"/>
         <w:keepNext/>
-        <w:ind w:firstLine="0"/>
-      </w:pPr>
-      <w:r>
-        <w:rPr>
-          <w:color w:val="000000"/>
-        </w:rPr>
+        <w:spacing w:line="264" w:lineRule="auto"/>
+      </w:pPr>
+      <w:r>
         <w:t xml:space="preserve">9. Conclusiones, amenazas a validez y recomendaciones</w:t>
       </w:r>
     </w:p>
     <w:p>
       <w:pPr>
         <w:pStyle w:val="FirstParagraph"/>
-        <w:spacing w:line="480" w:lineRule="auto" w:after="0"/>
-        <w:ind w:firstLine="720"/>
+        <w:spacing w:line="396" w:lineRule="auto" w:after="100"/>
       </w:pPr>
       <w:r>
         <w:t xml:space="preserve">La separación de clientes y una API centralizada constituyen una base verificable para centralizar flujos gastronómicos. El dominio integra relaciones críticas pedido–pago–entrega y permisos por sede. Sin embargo, la robustez operativa requiere resolver idempotencia de Wompi, aislamiento de objetos, estrategia de migración y evidencia de pruebas.</w:t>
@@ -1430,8 +1432,7 @@
     <w:p>
       <w:pPr>
         <w:pStyle w:val="BodyText"/>
-        <w:spacing w:line="480" w:lineRule="auto" w:after="0"/>
-        <w:ind w:firstLine="720"/>
+        <w:spacing w:line="396" w:lineRule="auto" w:after="100"/>
       </w:pPr>
       <w:r>
         <w:rPr>
@@ -1450,8 +1451,7 @@
     <w:p>
       <w:pPr>
         <w:pStyle w:val="BodyText"/>
-        <w:spacing w:line="480" w:lineRule="auto" w:after="0"/>
-        <w:ind w:firstLine="720"/>
+        <w:spacing w:line="396" w:lineRule="auto" w:after="100"/>
       </w:pPr>
       <w:r>
         <w:rPr>
@@ -1473,20 +1473,16 @@
       <w:pPr>
         <w:pStyle w:val="Heading2"/>
         <w:keepNext/>
-        <w:ind w:firstLine="0"/>
-      </w:pPr>
-      <w:r>
-        <w:rPr>
-          <w:color w:val="000000"/>
-        </w:rPr>
+        <w:spacing w:line="264" w:lineRule="auto"/>
+      </w:pPr>
+      <w:r>
         <w:t xml:space="preserve">10. Análisis del cumplimiento de los objetivos documentales</w:t>
       </w:r>
     </w:p>
     <w:p>
       <w:pPr>
         <w:pStyle w:val="FirstParagraph"/>
-        <w:spacing w:line="480" w:lineRule="auto" w:after="0"/>
-        <w:ind w:firstLine="720"/>
+        <w:spacing w:line="396" w:lineRule="auto" w:after="100"/>
       </w:pPr>
       <w:r>
         <w:t xml:space="preserve">La inspección de código permitió reconocer el conjunto de clientes y componentes, mapear dominios de negocio y construir una línea base de documentación. Se cumplieron objetivos exclusivamente documentales: especificación de necesidades, caracterización de arquitectura, inventario parcial de contratos y modelos, preparación de escenarios de prueba y fundamentación bibliográfica. No se confirma el cumplimiento de objetivos que exigen ejecución, producción, satisfacción de usuarios o métricas de rendimiento.</w:t>
@@ -1495,8 +1491,7 @@
     <w:p>
       <w:pPr>
         <w:pStyle w:val="BodyText"/>
-        <w:spacing w:line="480" w:lineRule="auto" w:after="0"/>
-        <w:ind w:firstLine="720"/>
+        <w:spacing w:line="396" w:lineRule="auto" w:after="100"/>
       </w:pPr>
       <w:r>
         <w:t xml:space="preserve">El valor del expediente reside en aportar trazabilidad del trabajo y facilitar que un revisor pueda comprender qué existe, dónde está implementado y cómo habría que comprobarlo. También identifica diferencias entre la descripción inicial del README y las dependencias actuales del proyecto, especialmente en la caracterización del backend. La denominación correcta es una API ASP.NET Core modular, no un sistema de microservicios verificados.</w:t>
@@ -1508,12 +1503,9 @@
       <w:pPr>
         <w:pStyle w:val="Heading2"/>
         <w:keepNext/>
-        <w:ind w:firstLine="0"/>
-      </w:pPr>
-      <w:r>
-        <w:rPr>
-          <w:color w:val="000000"/>
-        </w:rPr>
+        <w:spacing w:line="264" w:lineRule="auto"/>
+      </w:pPr>
+      <w:r>
         <w:t xml:space="preserve">11. Valoración por dimensiones de calidad</w:t>
       </w:r>
     </w:p>
@@ -1522,7 +1514,7 @@
         <w:tblStyle w:val="Table"/>
         <w:tblW w:type="pct" w:w="5000"/>
         <w:jc w:val="left"/>
-        <w:tblLayout w:type="fixed"/>
+        <w:tblLayout w:type="autofit"/>
         <w:tblLook w:firstRow="1" w:lastRow="0" w:firstColumn="0" w:lastColumn="0" w:noHBand="0" w:noVBand="0" w:val="0020"/>
       </w:tblPr>
       <w:tblGrid>
@@ -1540,14 +1532,14 @@
           <w:p>
             <w:pPr>
               <w:pStyle w:val="Compact"/>
-              <w:spacing w:line="240" w:lineRule="auto" w:after="0"/>
-              <w:ind w:firstLine="0"/>
-              <w:jc w:val="left"/>
-            </w:pPr>
-            <w:r>
-              <w:rPr>
-                <w:rFonts w:ascii="Times New Roman" w:hAnsi="Times New Roman"/>
-                <w:sz w:val="18"/>
+              <w:spacing w:line="240" w:lineRule="auto" w:after="20"/>
+              <w:ind w:firstLine="0"/>
+              <w:jc w:val="left"/>
+            </w:pPr>
+            <w:r>
+              <w:rPr>
+                <w:b/>
+                <w:sz w:val="17"/>
               </w:rPr>
               <w:t xml:space="preserve">Dimensión</w:t>
             </w:r>
@@ -1558,14 +1550,14 @@
           <w:p>
             <w:pPr>
               <w:pStyle w:val="Compact"/>
-              <w:spacing w:line="240" w:lineRule="auto" w:after="0"/>
-              <w:ind w:firstLine="0"/>
-              <w:jc w:val="left"/>
-            </w:pPr>
-            <w:r>
-              <w:rPr>
-                <w:rFonts w:ascii="Times New Roman" w:hAnsi="Times New Roman"/>
-                <w:sz w:val="18"/>
+              <w:spacing w:line="240" w:lineRule="auto" w:after="20"/>
+              <w:ind w:firstLine="0"/>
+              <w:jc w:val="left"/>
+            </w:pPr>
+            <w:r>
+              <w:rPr>
+                <w:b/>
+                <w:sz w:val="17"/>
               </w:rPr>
               <w:t xml:space="preserve">Hallazgo documentado</w:t>
             </w:r>
@@ -1576,14 +1568,14 @@
           <w:p>
             <w:pPr>
               <w:pStyle w:val="Compact"/>
-              <w:spacing w:line="240" w:lineRule="auto" w:after="0"/>
-              <w:ind w:firstLine="0"/>
-              <w:jc w:val="left"/>
-            </w:pPr>
-            <w:r>
-              <w:rPr>
-                <w:rFonts w:ascii="Times New Roman" w:hAnsi="Times New Roman"/>
-                <w:sz w:val="18"/>
+              <w:spacing w:line="240" w:lineRule="auto" w:after="20"/>
+              <w:ind w:firstLine="0"/>
+              <w:jc w:val="left"/>
+            </w:pPr>
+            <w:r>
+              <w:rPr>
+                <w:b/>
+                <w:sz w:val="17"/>
               </w:rPr>
               <w:t xml:space="preserve">Prueba requerida</w:t>
             </w:r>
@@ -1596,14 +1588,13 @@
           <w:p>
             <w:pPr>
               <w:pStyle w:val="Compact"/>
-              <w:spacing w:line="240" w:lineRule="auto" w:after="0"/>
-              <w:ind w:firstLine="0"/>
-              <w:jc w:val="left"/>
-            </w:pPr>
-            <w:r>
-              <w:rPr>
-                <w:rFonts w:ascii="Times New Roman" w:hAnsi="Times New Roman"/>
-                <w:sz w:val="18"/>
+              <w:spacing w:line="240" w:lineRule="auto" w:after="20"/>
+              <w:ind w:firstLine="0"/>
+              <w:jc w:val="left"/>
+            </w:pPr>
+            <w:r>
+              <w:rPr>
+                <w:sz w:val="17"/>
               </w:rPr>
               <w:t xml:space="preserve">Adecuación funcional</w:t>
             </w:r>
@@ -1614,14 +1605,13 @@
           <w:p>
             <w:pPr>
               <w:pStyle w:val="Compact"/>
-              <w:spacing w:line="240" w:lineRule="auto" w:after="0"/>
-              <w:ind w:firstLine="0"/>
-              <w:jc w:val="left"/>
-            </w:pPr>
-            <w:r>
-              <w:rPr>
-                <w:rFonts w:ascii="Times New Roman" w:hAnsi="Times New Roman"/>
-                <w:sz w:val="18"/>
+              <w:spacing w:line="240" w:lineRule="auto" w:after="20"/>
+              <w:ind w:firstLine="0"/>
+              <w:jc w:val="left"/>
+            </w:pPr>
+            <w:r>
+              <w:rPr>
+                <w:sz w:val="17"/>
               </w:rPr>
               <w:t xml:space="preserve">Rutas y modelos de negocio identificados</w:t>
             </w:r>
@@ -1632,14 +1622,13 @@
           <w:p>
             <w:pPr>
               <w:pStyle w:val="Compact"/>
-              <w:spacing w:line="240" w:lineRule="auto" w:after="0"/>
-              <w:ind w:firstLine="0"/>
-              <w:jc w:val="left"/>
-            </w:pPr>
-            <w:r>
-              <w:rPr>
-                <w:rFonts w:ascii="Times New Roman" w:hAnsi="Times New Roman"/>
-                <w:sz w:val="18"/>
+              <w:spacing w:line="240" w:lineRule="auto" w:after="20"/>
+              <w:ind w:firstLine="0"/>
+              <w:jc w:val="left"/>
+            </w:pPr>
+            <w:r>
+              <w:rPr>
+                <w:sz w:val="17"/>
               </w:rPr>
               <w:t xml:space="preserve">Casos de aceptación usuario/operación</w:t>
             </w:r>
@@ -1652,14 +1641,13 @@
           <w:p>
             <w:pPr>
               <w:pStyle w:val="Compact"/>
-              <w:spacing w:line="240" w:lineRule="auto" w:after="0"/>
-              <w:ind w:firstLine="0"/>
-              <w:jc w:val="left"/>
-            </w:pPr>
-            <w:r>
-              <w:rPr>
-                <w:rFonts w:ascii="Times New Roman" w:hAnsi="Times New Roman"/>
-                <w:sz w:val="18"/>
+              <w:spacing w:line="240" w:lineRule="auto" w:after="20"/>
+              <w:ind w:firstLine="0"/>
+              <w:jc w:val="left"/>
+            </w:pPr>
+            <w:r>
+              <w:rPr>
+                <w:sz w:val="17"/>
               </w:rPr>
               <w:t xml:space="preserve">Seguridad</w:t>
             </w:r>
@@ -1670,14 +1658,13 @@
           <w:p>
             <w:pPr>
               <w:pStyle w:val="Compact"/>
-              <w:spacing w:line="240" w:lineRule="auto" w:after="0"/>
-              <w:ind w:firstLine="0"/>
-              <w:jc w:val="left"/>
-            </w:pPr>
-            <w:r>
-              <w:rPr>
-                <w:rFonts w:ascii="Times New Roman" w:hAnsi="Times New Roman"/>
-                <w:sz w:val="18"/>
+              <w:spacing w:line="240" w:lineRule="auto" w:after="20"/>
+              <w:ind w:firstLine="0"/>
+              <w:jc w:val="left"/>
+            </w:pPr>
+            <w:r>
+              <w:rPr>
+                <w:sz w:val="17"/>
               </w:rPr>
               <w:t xml:space="preserve">JWT, roles y políticas presentes</w:t>
             </w:r>
@@ -1688,14 +1675,13 @@
           <w:p>
             <w:pPr>
               <w:pStyle w:val="Compact"/>
-              <w:spacing w:line="240" w:lineRule="auto" w:after="0"/>
-              <w:ind w:firstLine="0"/>
-              <w:jc w:val="left"/>
-            </w:pPr>
-            <w:r>
-              <w:rPr>
-                <w:rFonts w:ascii="Times New Roman" w:hAnsi="Times New Roman"/>
-                <w:sz w:val="18"/>
+              <w:spacing w:line="240" w:lineRule="auto" w:after="20"/>
+              <w:ind w:firstLine="0"/>
+              <w:jc w:val="left"/>
+            </w:pPr>
+            <w:r>
+              <w:rPr>
+                <w:sz w:val="17"/>
               </w:rPr>
               <w:t xml:space="preserve">Prueba negativa BOLA y Wompi</w:t>
             </w:r>
@@ -1708,14 +1694,13 @@
           <w:p>
             <w:pPr>
               <w:pStyle w:val="Compact"/>
-              <w:spacing w:line="240" w:lineRule="auto" w:after="0"/>
-              <w:ind w:firstLine="0"/>
-              <w:jc w:val="left"/>
-            </w:pPr>
-            <w:r>
-              <w:rPr>
-                <w:rFonts w:ascii="Times New Roman" w:hAnsi="Times New Roman"/>
-                <w:sz w:val="18"/>
+              <w:spacing w:line="240" w:lineRule="auto" w:after="20"/>
+              <w:ind w:firstLine="0"/>
+              <w:jc w:val="left"/>
+            </w:pPr>
+            <w:r>
+              <w:rPr>
+                <w:sz w:val="17"/>
               </w:rPr>
               <w:t xml:space="preserve">Fiabilidad</w:t>
             </w:r>
@@ -1726,14 +1711,13 @@
           <w:p>
             <w:pPr>
               <w:pStyle w:val="Compact"/>
-              <w:spacing w:line="240" w:lineRule="auto" w:after="0"/>
-              <w:ind w:firstLine="0"/>
-              <w:jc w:val="left"/>
-            </w:pPr>
-            <w:r>
-              <w:rPr>
-                <w:rFonts w:ascii="Times New Roman" w:hAnsi="Times New Roman"/>
-                <w:sz w:val="18"/>
+              <w:spacing w:line="240" w:lineRule="auto" w:after="20"/>
+              <w:ind w:firstLine="0"/>
+              <w:jc w:val="left"/>
+            </w:pPr>
+            <w:r>
+              <w:rPr>
+                <w:sz w:val="17"/>
               </w:rPr>
               <w:t xml:space="preserve">Persistencia relacional y transiciones</w:t>
             </w:r>
@@ -1744,14 +1728,13 @@
           <w:p>
             <w:pPr>
               <w:pStyle w:val="Compact"/>
-              <w:spacing w:line="240" w:lineRule="auto" w:after="0"/>
-              <w:ind w:firstLine="0"/>
-              <w:jc w:val="left"/>
-            </w:pPr>
-            <w:r>
-              <w:rPr>
-                <w:rFonts w:ascii="Times New Roman" w:hAnsi="Times New Roman"/>
-                <w:sz w:val="18"/>
+              <w:spacing w:line="240" w:lineRule="auto" w:after="20"/>
+              <w:ind w:firstLine="0"/>
+              <w:jc w:val="left"/>
+            </w:pPr>
+            <w:r>
+              <w:rPr>
+                <w:sz w:val="17"/>
               </w:rPr>
               <w:t xml:space="preserve">Fallo/reintento y recuperación</w:t>
             </w:r>
@@ -1764,14 +1747,13 @@
           <w:p>
             <w:pPr>
               <w:pStyle w:val="Compact"/>
-              <w:spacing w:line="240" w:lineRule="auto" w:after="0"/>
-              <w:ind w:firstLine="0"/>
-              <w:jc w:val="left"/>
-            </w:pPr>
-            <w:r>
-              <w:rPr>
-                <w:rFonts w:ascii="Times New Roman" w:hAnsi="Times New Roman"/>
-                <w:sz w:val="18"/>
+              <w:spacing w:line="240" w:lineRule="auto" w:after="20"/>
+              <w:ind w:firstLine="0"/>
+              <w:jc w:val="left"/>
+            </w:pPr>
+            <w:r>
+              <w:rPr>
+                <w:sz w:val="17"/>
               </w:rPr>
               <w:t xml:space="preserve">Mantenibilidad</w:t>
             </w:r>
@@ -1782,14 +1764,13 @@
           <w:p>
             <w:pPr>
               <w:pStyle w:val="Compact"/>
-              <w:spacing w:line="240" w:lineRule="auto" w:after="0"/>
-              <w:ind w:firstLine="0"/>
-              <w:jc w:val="left"/>
-            </w:pPr>
-            <w:r>
-              <w:rPr>
-                <w:rFonts w:ascii="Times New Roman" w:hAnsi="Times New Roman"/>
-                <w:sz w:val="18"/>
+              <w:spacing w:line="240" w:lineRule="auto" w:after="20"/>
+              <w:ind w:firstLine="0"/>
+              <w:jc w:val="left"/>
+            </w:pPr>
+            <w:r>
+              <w:rPr>
+                <w:sz w:val="17"/>
               </w:rPr>
               <w:t xml:space="preserve">Módulos backend y features clientes</w:t>
             </w:r>
@@ -1800,14 +1781,13 @@
           <w:p>
             <w:pPr>
               <w:pStyle w:val="Compact"/>
-              <w:spacing w:line="240" w:lineRule="auto" w:after="0"/>
-              <w:ind w:firstLine="0"/>
-              <w:jc w:val="left"/>
-            </w:pPr>
-            <w:r>
-              <w:rPr>
-                <w:rFonts w:ascii="Times New Roman" w:hAnsi="Times New Roman"/>
-                <w:sz w:val="18"/>
+              <w:spacing w:line="240" w:lineRule="auto" w:after="20"/>
+              <w:ind w:firstLine="0"/>
+              <w:jc w:val="left"/>
+            </w:pPr>
+            <w:r>
+              <w:rPr>
+                <w:sz w:val="17"/>
               </w:rPr>
               <w:t xml:space="preserve">Cobertura de pruebas, complejidad</w:t>
             </w:r>
@@ -1820,14 +1800,13 @@
           <w:p>
             <w:pPr>
               <w:pStyle w:val="Compact"/>
-              <w:spacing w:line="240" w:lineRule="auto" w:after="0"/>
-              <w:ind w:firstLine="0"/>
-              <w:jc w:val="left"/>
-            </w:pPr>
-            <w:r>
-              <w:rPr>
-                <w:rFonts w:ascii="Times New Roman" w:hAnsi="Times New Roman"/>
-                <w:sz w:val="18"/>
+              <w:spacing w:line="240" w:lineRule="auto" w:after="20"/>
+              <w:ind w:firstLine="0"/>
+              <w:jc w:val="left"/>
+            </w:pPr>
+            <w:r>
+              <w:rPr>
+                <w:sz w:val="17"/>
               </w:rPr>
               <w:t xml:space="preserve">Portabilidad</w:t>
             </w:r>
@@ -1838,14 +1817,13 @@
           <w:p>
             <w:pPr>
               <w:pStyle w:val="Compact"/>
-              <w:spacing w:line="240" w:lineRule="auto" w:after="0"/>
-              <w:ind w:firstLine="0"/>
-              <w:jc w:val="left"/>
-            </w:pPr>
-            <w:r>
-              <w:rPr>
-                <w:rFonts w:ascii="Times New Roman" w:hAnsi="Times New Roman"/>
-                <w:sz w:val="18"/>
+              <w:spacing w:line="240" w:lineRule="auto" w:after="20"/>
+              <w:ind w:firstLine="0"/>
+              <w:jc w:val="left"/>
+            </w:pPr>
+            <w:r>
+              <w:rPr>
+                <w:sz w:val="17"/>
               </w:rPr>
               <w:t xml:space="preserve">Dockerfile API y clientes multiplataforma</w:t>
             </w:r>
@@ -1856,14 +1834,13 @@
           <w:p>
             <w:pPr>
               <w:pStyle w:val="Compact"/>
-              <w:spacing w:line="240" w:lineRule="auto" w:after="0"/>
-              <w:ind w:firstLine="0"/>
-              <w:jc w:val="left"/>
-            </w:pPr>
-            <w:r>
-              <w:rPr>
-                <w:rFonts w:ascii="Times New Roman" w:hAnsi="Times New Roman"/>
-                <w:sz w:val="18"/>
+              <w:spacing w:line="240" w:lineRule="auto" w:after="20"/>
+              <w:ind w:firstLine="0"/>
+              <w:jc w:val="left"/>
+            </w:pPr>
+            <w:r>
+              <w:rPr>
+                <w:sz w:val="17"/>
               </w:rPr>
               <w:t xml:space="preserve">Construcción en ambiente fresco</w:t>
             </w:r>
@@ -1876,14 +1853,13 @@
           <w:p>
             <w:pPr>
               <w:pStyle w:val="Compact"/>
-              <w:spacing w:line="240" w:lineRule="auto" w:after="0"/>
-              <w:ind w:firstLine="0"/>
-              <w:jc w:val="left"/>
-            </w:pPr>
-            <w:r>
-              <w:rPr>
-                <w:rFonts w:ascii="Times New Roman" w:hAnsi="Times New Roman"/>
-                <w:sz w:val="18"/>
+              <w:spacing w:line="240" w:lineRule="auto" w:after="20"/>
+              <w:ind w:firstLine="0"/>
+              <w:jc w:val="left"/>
+            </w:pPr>
+            <w:r>
+              <w:rPr>
+                <w:sz w:val="17"/>
               </w:rPr>
               <w:t xml:space="preserve">Rendimiento</w:t>
             </w:r>
@@ -1894,14 +1870,13 @@
           <w:p>
             <w:pPr>
               <w:pStyle w:val="Compact"/>
-              <w:spacing w:line="240" w:lineRule="auto" w:after="0"/>
-              <w:ind w:firstLine="0"/>
-              <w:jc w:val="left"/>
-            </w:pPr>
-            <w:r>
-              <w:rPr>
-                <w:rFonts w:ascii="Times New Roman" w:hAnsi="Times New Roman"/>
-                <w:sz w:val="18"/>
+              <w:spacing w:line="240" w:lineRule="auto" w:after="20"/>
+              <w:ind w:firstLine="0"/>
+              <w:jc w:val="left"/>
+            </w:pPr>
+            <w:r>
+              <w:rPr>
+                <w:sz w:val="17"/>
               </w:rPr>
               <w:t xml:space="preserve">No se obtuvo instrumentación real</w:t>
             </w:r>
@@ -1912,14 +1887,13 @@
           <w:p>
             <w:pPr>
               <w:pStyle w:val="Compact"/>
-              <w:spacing w:line="240" w:lineRule="auto" w:after="0"/>
-              <w:ind w:firstLine="0"/>
-              <w:jc w:val="left"/>
-            </w:pPr>
-            <w:r>
-              <w:rPr>
-                <w:rFonts w:ascii="Times New Roman" w:hAnsi="Times New Roman"/>
-                <w:sz w:val="18"/>
+              <w:spacing w:line="240" w:lineRule="auto" w:after="20"/>
+              <w:ind w:firstLine="0"/>
+              <w:jc w:val="left"/>
+            </w:pPr>
+            <w:r>
+              <w:rPr>
+                <w:sz w:val="17"/>
               </w:rPr>
               <w:t xml:space="preserve">Carga p50/p95 con configuración descrita</w:t>
             </w:r>
@@ -1932,14 +1906,13 @@
           <w:p>
             <w:pPr>
               <w:pStyle w:val="Compact"/>
-              <w:spacing w:line="240" w:lineRule="auto" w:after="0"/>
-              <w:ind w:firstLine="0"/>
-              <w:jc w:val="left"/>
-            </w:pPr>
-            <w:r>
-              <w:rPr>
-                <w:rFonts w:ascii="Times New Roman" w:hAnsi="Times New Roman"/>
-                <w:sz w:val="18"/>
+              <w:spacing w:line="240" w:lineRule="auto" w:after="20"/>
+              <w:ind w:firstLine="0"/>
+              <w:jc w:val="left"/>
+            </w:pPr>
+            <w:r>
+              <w:rPr>
+                <w:sz w:val="17"/>
               </w:rPr>
               <w:t xml:space="preserve">Usabilidad</w:t>
             </w:r>
@@ -1950,14 +1923,13 @@
           <w:p>
             <w:pPr>
               <w:pStyle w:val="Compact"/>
-              <w:spacing w:line="240" w:lineRule="auto" w:after="0"/>
-              <w:ind w:firstLine="0"/>
-              <w:jc w:val="left"/>
-            </w:pPr>
-            <w:r>
-              <w:rPr>
-                <w:rFonts w:ascii="Times New Roman" w:hAnsi="Times New Roman"/>
-                <w:sz w:val="18"/>
+              <w:spacing w:line="240" w:lineRule="auto" w:after="20"/>
+              <w:ind w:firstLine="0"/>
+              <w:jc w:val="left"/>
+            </w:pPr>
+            <w:r>
+              <w:rPr>
+                <w:sz w:val="17"/>
               </w:rPr>
               <w:t xml:space="preserve">Pantallas y componentes disponibles</w:t>
             </w:r>
@@ -1968,14 +1940,13 @@
           <w:p>
             <w:pPr>
               <w:pStyle w:val="Compact"/>
-              <w:spacing w:line="240" w:lineRule="auto" w:after="0"/>
-              <w:ind w:firstLine="0"/>
-              <w:jc w:val="left"/>
-            </w:pPr>
-            <w:r>
-              <w:rPr>
-                <w:rFonts w:ascii="Times New Roman" w:hAnsi="Times New Roman"/>
-                <w:sz w:val="18"/>
+              <w:spacing w:line="240" w:lineRule="auto" w:after="20"/>
+              <w:ind w:firstLine="0"/>
+              <w:jc w:val="left"/>
+            </w:pPr>
+            <w:r>
+              <w:rPr>
+                <w:sz w:val="17"/>
               </w:rPr>
               <w:t xml:space="preserve">Prueba de tareas con usuarios</w:t>
             </w:r>
@@ -1988,14 +1959,13 @@
           <w:p>
             <w:pPr>
               <w:pStyle w:val="Compact"/>
-              <w:spacing w:line="240" w:lineRule="auto" w:after="0"/>
-              <w:ind w:firstLine="0"/>
-              <w:jc w:val="left"/>
-            </w:pPr>
-            <w:r>
-              <w:rPr>
-                <w:rFonts w:ascii="Times New Roman" w:hAnsi="Times New Roman"/>
-                <w:sz w:val="18"/>
+              <w:spacing w:line="240" w:lineRule="auto" w:after="20"/>
+              <w:ind w:firstLine="0"/>
+              <w:jc w:val="left"/>
+            </w:pPr>
+            <w:r>
+              <w:rPr>
+                <w:sz w:val="17"/>
               </w:rPr>
               <w:t xml:space="preserve">Compatibilidad</w:t>
             </w:r>
@@ -2006,14 +1976,13 @@
           <w:p>
             <w:pPr>
               <w:pStyle w:val="Compact"/>
-              <w:spacing w:line="240" w:lineRule="auto" w:after="0"/>
-              <w:ind w:firstLine="0"/>
-              <w:jc w:val="left"/>
-            </w:pPr>
-            <w:r>
-              <w:rPr>
-                <w:rFonts w:ascii="Times New Roman" w:hAnsi="Times New Roman"/>
-                <w:sz w:val="18"/>
+              <w:spacing w:line="240" w:lineRule="auto" w:after="20"/>
+              <w:ind w:firstLine="0"/>
+              <w:jc w:val="left"/>
+            </w:pPr>
+            <w:r>
+              <w:rPr>
+                <w:sz w:val="17"/>
               </w:rPr>
               <w:t xml:space="preserve">Versiones múltiples de clientes y API</w:t>
             </w:r>
@@ -2024,14 +1993,13 @@
           <w:p>
             <w:pPr>
               <w:pStyle w:val="Compact"/>
-              <w:spacing w:line="240" w:lineRule="auto" w:after="0"/>
-              <w:ind w:firstLine="0"/>
-              <w:jc w:val="left"/>
-            </w:pPr>
-            <w:r>
-              <w:rPr>
-                <w:rFonts w:ascii="Times New Roman" w:hAnsi="Times New Roman"/>
-                <w:sz w:val="18"/>
+              <w:spacing w:line="240" w:lineRule="auto" w:after="20"/>
+              <w:ind w:firstLine="0"/>
+              <w:jc w:val="left"/>
+            </w:pPr>
+            <w:r>
+              <w:rPr>
+                <w:sz w:val="17"/>
               </w:rPr>
               <w:t xml:space="preserve">Pruebas de contratos compatibles</w:t>
             </w:r>
@@ -2045,20 +2013,16 @@
       <w:pPr>
         <w:pStyle w:val="Heading2"/>
         <w:keepNext/>
-        <w:ind w:firstLine="0"/>
-      </w:pPr>
-      <w:r>
-        <w:rPr>
-          <w:color w:val="000000"/>
-        </w:rPr>
+        <w:spacing w:line="264" w:lineRule="auto"/>
+      </w:pPr>
+      <w:r>
         <w:t xml:space="preserve">12. Discusión de resultados y limitaciones</w:t>
       </w:r>
     </w:p>
     <w:p>
       <w:pPr>
         <w:pStyle w:val="FirstParagraph"/>
-        <w:spacing w:line="480" w:lineRule="auto" w:after="0"/>
-        <w:ind w:firstLine="720"/>
+        <w:spacing w:line="396" w:lineRule="auto" w:after="100"/>
       </w:pPr>
       <w:r>
         <w:t xml:space="preserve">El sistema presenta una separación técnica de preocupaciones suficiente para desarrollar una documentación profesional por componentes. No obstante, el repositorio de documentos contenía originalmente archivos binarios de tamaño cero y afirmaciones tecnológicas desactualizadas. Esas brechas dificultan revisión, reproducción y sustentación de decisiones, por lo que fueron un objetivo de esta intervención documental.</w:t>
@@ -2067,8 +2031,7 @@
     <w:p>
       <w:pPr>
         <w:pStyle w:val="BodyText"/>
-        <w:spacing w:line="480" w:lineRule="auto" w:after="0"/>
-        <w:ind w:firstLine="720"/>
+        <w:spacing w:line="396" w:lineRule="auto" w:after="100"/>
       </w:pPr>
       <w:r>
         <w:t xml:space="preserve">La inspección es una modalidad de evidencia limitada: la existencia de una acción API demuestra intención e implementación estructural, pero no funcionamiento correcto en ambiente real. Del mismo modo, la presencia de políticas de autorización no permite deducir aislamiento total entre sedes sin casos negativos. La literatura científica sirve para establecer variables de calidad y confianza, no para atribuir a SaborExpress resultados estadísticos obtenidos en otros países.</w:t>
@@ -2080,20 +2043,16 @@
       <w:pPr>
         <w:pStyle w:val="Heading2"/>
         <w:keepNext/>
-        <w:ind w:firstLine="0"/>
-      </w:pPr>
-      <w:r>
-        <w:rPr>
-          <w:color w:val="000000"/>
-        </w:rPr>
+        <w:spacing w:line="264" w:lineRule="auto"/>
+      </w:pPr>
+      <w:r>
         <w:t xml:space="preserve">13. Recomendaciones de cierre y hoja de ruta</w:t>
       </w:r>
     </w:p>
     <w:p>
       <w:pPr>
         <w:pStyle w:val="FirstParagraph"/>
-        <w:spacing w:line="480" w:lineRule="auto" w:after="0"/>
-        <w:ind w:firstLine="720"/>
+        <w:spacing w:line="396" w:lineRule="auto" w:after="100"/>
       </w:pPr>
       <w:r>
         <w:t xml:space="preserve">Se propone ejecutar primero pruebas de integridad de pedido–detalle–pago, seguido de aislamiento de clientes y sedes, webhook auténtico e idempotente, recuperación de red, control de turnos, restauración de la base de datos y compatibilidad de versiones de móvil. Después podrán instrumentarse tiempos y errores en servidor, realizar pruebas de accesibilidad y recoger percepción de usuarios con consentimiento.</w:t>
@@ -2102,8 +2061,7 @@
     <w:p>
       <w:pPr>
         <w:pStyle w:val="BodyText"/>
-        <w:spacing w:line="480" w:lineRule="auto" w:after="0"/>
-        <w:ind w:firstLine="720"/>
+        <w:spacing w:line="396" w:lineRule="auto" w:after="100"/>
       </w:pPr>
       <w:r>
         <w:t xml:space="preserve">La entrega de artículos científicos debe pasar por una revisión final de autoría, filiación, bibliografía alfabética, coincidencia entre referencias y citas, licencia de figuras y declaraciones éticas. Antes de una sustentación deben reemplazarse capturas esquemáticas por evidencia de los módulos operativos y documentar resultados reales sin alterarlos.</w:t>
@@ -2115,12 +2073,9 @@
       <w:pPr>
         <w:pStyle w:val="Heading2"/>
         <w:keepNext/>
-        <w:ind w:firstLine="0"/>
-      </w:pPr>
-      <w:r>
-        <w:rPr>
-          <w:color w:val="000000"/>
-        </w:rPr>
+        <w:spacing w:line="264" w:lineRule="auto"/>
+      </w:pPr>
+      <w:r>
         <w:t xml:space="preserve">14. Registro final de pendientes no simulables</w:t>
       </w:r>
     </w:p>
@@ -2129,7 +2084,7 @@
         <w:tblStyle w:val="Table"/>
         <w:tblW w:type="pct" w:w="5000"/>
         <w:jc w:val="left"/>
-        <w:tblLayout w:type="fixed"/>
+        <w:tblLayout w:type="autofit"/>
         <w:tblLook w:firstRow="1" w:lastRow="0" w:firstColumn="0" w:lastColumn="0" w:noHBand="0" w:noVBand="0" w:val="0020"/>
       </w:tblPr>
       <w:tblGrid>
@@ -2147,14 +2102,14 @@
           <w:p>
             <w:pPr>
               <w:pStyle w:val="Compact"/>
-              <w:spacing w:line="240" w:lineRule="auto" w:after="0"/>
-              <w:ind w:firstLine="0"/>
-              <w:jc w:val="left"/>
-            </w:pPr>
-            <w:r>
-              <w:rPr>
-                <w:rFonts w:ascii="Times New Roman" w:hAnsi="Times New Roman"/>
-                <w:sz w:val="18"/>
+              <w:spacing w:line="240" w:lineRule="auto" w:after="20"/>
+              <w:ind w:firstLine="0"/>
+              <w:jc w:val="left"/>
+            </w:pPr>
+            <w:r>
+              <w:rPr>
+                <w:b/>
+                <w:sz w:val="17"/>
               </w:rPr>
               <w:t xml:space="preserve">Pendiente</w:t>
             </w:r>
@@ -2165,14 +2120,14 @@
           <w:p>
             <w:pPr>
               <w:pStyle w:val="Compact"/>
-              <w:spacing w:line="240" w:lineRule="auto" w:after="0"/>
-              <w:ind w:firstLine="0"/>
-              <w:jc w:val="left"/>
-            </w:pPr>
-            <w:r>
-              <w:rPr>
-                <w:rFonts w:ascii="Times New Roman" w:hAnsi="Times New Roman"/>
-                <w:sz w:val="18"/>
+              <w:spacing w:line="240" w:lineRule="auto" w:after="20"/>
+              <w:ind w:firstLine="0"/>
+              <w:jc w:val="left"/>
+            </w:pPr>
+            <w:r>
+              <w:rPr>
+                <w:b/>
+                <w:sz w:val="17"/>
               </w:rPr>
               <w:t xml:space="preserve">Por qué no se puede afirmar terminado</w:t>
             </w:r>
@@ -2183,14 +2138,14 @@
           <w:p>
             <w:pPr>
               <w:pStyle w:val="Compact"/>
-              <w:spacing w:line="240" w:lineRule="auto" w:after="0"/>
-              <w:ind w:firstLine="0"/>
-              <w:jc w:val="left"/>
-            </w:pPr>
-            <w:r>
-              <w:rPr>
-                <w:rFonts w:ascii="Times New Roman" w:hAnsi="Times New Roman"/>
-                <w:sz w:val="18"/>
+              <w:spacing w:line="240" w:lineRule="auto" w:after="20"/>
+              <w:ind w:firstLine="0"/>
+              <w:jc w:val="left"/>
+            </w:pPr>
+            <w:r>
+              <w:rPr>
+                <w:b/>
+                <w:sz w:val="17"/>
               </w:rPr>
               <w:t xml:space="preserve">Prueba material requerida</w:t>
             </w:r>
@@ -2203,14 +2158,13 @@
           <w:p>
             <w:pPr>
               <w:pStyle w:val="Compact"/>
-              <w:spacing w:line="240" w:lineRule="auto" w:after="0"/>
-              <w:ind w:firstLine="0"/>
-              <w:jc w:val="left"/>
-            </w:pPr>
-            <w:r>
-              <w:rPr>
-                <w:rFonts w:ascii="Times New Roman" w:hAnsi="Times New Roman"/>
-                <w:sz w:val="18"/>
+              <w:spacing w:line="240" w:lineRule="auto" w:after="20"/>
+              <w:ind w:firstLine="0"/>
+              <w:jc w:val="left"/>
+            </w:pPr>
+            <w:r>
+              <w:rPr>
+                <w:sz w:val="17"/>
               </w:rPr>
               <w:t xml:space="preserve">Aceptación funcional</w:t>
             </w:r>
@@ -2221,14 +2175,13 @@
           <w:p>
             <w:pPr>
               <w:pStyle w:val="Compact"/>
-              <w:spacing w:line="240" w:lineRule="auto" w:after="0"/>
-              <w:ind w:firstLine="0"/>
-              <w:jc w:val="left"/>
-            </w:pPr>
-            <w:r>
-              <w:rPr>
-                <w:rFonts w:ascii="Times New Roman" w:hAnsi="Times New Roman"/>
-                <w:sz w:val="18"/>
+              <w:spacing w:line="240" w:lineRule="auto" w:after="20"/>
+              <w:ind w:firstLine="0"/>
+              <w:jc w:val="left"/>
+            </w:pPr>
+            <w:r>
+              <w:rPr>
+                <w:sz w:val="17"/>
               </w:rPr>
               <w:t xml:space="preserve">Sin acta de usuario/QA</w:t>
             </w:r>
@@ -2239,14 +2192,13 @@
           <w:p>
             <w:pPr>
               <w:pStyle w:val="Compact"/>
-              <w:spacing w:line="240" w:lineRule="auto" w:after="0"/>
-              <w:ind w:firstLine="0"/>
-              <w:jc w:val="left"/>
-            </w:pPr>
-            <w:r>
-              <w:rPr>
-                <w:rFonts w:ascii="Times New Roman" w:hAnsi="Times New Roman"/>
-                <w:sz w:val="18"/>
+              <w:spacing w:line="240" w:lineRule="auto" w:after="20"/>
+              <w:ind w:firstLine="0"/>
+              <w:jc w:val="left"/>
+            </w:pPr>
+            <w:r>
+              <w:rPr>
+                <w:sz w:val="17"/>
               </w:rPr>
               <w:t xml:space="preserve">Firmas y ejecución de casos</w:t>
             </w:r>
@@ -2259,14 +2211,13 @@
           <w:p>
             <w:pPr>
               <w:pStyle w:val="Compact"/>
-              <w:spacing w:line="240" w:lineRule="auto" w:after="0"/>
-              <w:ind w:firstLine="0"/>
-              <w:jc w:val="left"/>
-            </w:pPr>
-            <w:r>
-              <w:rPr>
-                <w:rFonts w:ascii="Times New Roman" w:hAnsi="Times New Roman"/>
-                <w:sz w:val="18"/>
+              <w:spacing w:line="240" w:lineRule="auto" w:after="20"/>
+              <w:ind w:firstLine="0"/>
+              <w:jc w:val="left"/>
+            </w:pPr>
+            <w:r>
+              <w:rPr>
+                <w:sz w:val="17"/>
               </w:rPr>
               <w:t xml:space="preserve">Esquema físico SQL</w:t>
             </w:r>
@@ -2277,14 +2228,13 @@
           <w:p>
             <w:pPr>
               <w:pStyle w:val="Compact"/>
-              <w:spacing w:line="240" w:lineRule="auto" w:after="0"/>
-              <w:ind w:firstLine="0"/>
-              <w:jc w:val="left"/>
-            </w:pPr>
-            <w:r>
-              <w:rPr>
-                <w:rFonts w:ascii="Times New Roman" w:hAnsi="Times New Roman"/>
-                <w:sz w:val="18"/>
+              <w:spacing w:line="240" w:lineRule="auto" w:after="20"/>
+              <w:ind w:firstLine="0"/>
+              <w:jc w:val="left"/>
+            </w:pPr>
+            <w:r>
+              <w:rPr>
+                <w:sz w:val="17"/>
               </w:rPr>
               <w:t xml:space="preserve">Modelo con proveedor configurable</w:t>
             </w:r>
@@ -2295,14 +2245,13 @@
           <w:p>
             <w:pPr>
               <w:pStyle w:val="Compact"/>
-              <w:spacing w:line="240" w:lineRule="auto" w:after="0"/>
-              <w:ind w:firstLine="0"/>
-              <w:jc w:val="left"/>
-            </w:pPr>
-            <w:r>
-              <w:rPr>
-                <w:rFonts w:ascii="Times New Roman" w:hAnsi="Times New Roman"/>
-                <w:sz w:val="18"/>
+              <w:spacing w:line="240" w:lineRule="auto" w:after="20"/>
+              <w:ind w:firstLine="0"/>
+              <w:jc w:val="left"/>
+            </w:pPr>
+            <w:r>
+              <w:rPr>
+                <w:sz w:val="17"/>
               </w:rPr>
               <w:t xml:space="preserve">DDL exportado por motor</w:t>
             </w:r>
@@ -2315,14 +2264,13 @@
           <w:p>
             <w:pPr>
               <w:pStyle w:val="Compact"/>
-              <w:spacing w:line="240" w:lineRule="auto" w:after="0"/>
-              <w:ind w:firstLine="0"/>
-              <w:jc w:val="left"/>
-            </w:pPr>
-            <w:r>
-              <w:rPr>
-                <w:rFonts w:ascii="Times New Roman" w:hAnsi="Times New Roman"/>
-                <w:sz w:val="18"/>
+              <w:spacing w:line="240" w:lineRule="auto" w:after="20"/>
+              <w:ind w:firstLine="0"/>
+              <w:jc w:val="left"/>
+            </w:pPr>
+            <w:r>
+              <w:rPr>
+                <w:sz w:val="17"/>
               </w:rPr>
               <w:t xml:space="preserve">Despliegue estable</w:t>
             </w:r>
@@ -2333,14 +2281,13 @@
           <w:p>
             <w:pPr>
               <w:pStyle w:val="Compact"/>
-              <w:spacing w:line="240" w:lineRule="auto" w:after="0"/>
-              <w:ind w:firstLine="0"/>
-              <w:jc w:val="left"/>
-            </w:pPr>
-            <w:r>
-              <w:rPr>
-                <w:rFonts w:ascii="Times New Roman" w:hAnsi="Times New Roman"/>
-                <w:sz w:val="18"/>
+              <w:spacing w:line="240" w:lineRule="auto" w:after="20"/>
+              <w:ind w:firstLine="0"/>
+              <w:jc w:val="left"/>
+            </w:pPr>
+            <w:r>
+              <w:rPr>
+                <w:sz w:val="17"/>
               </w:rPr>
               <w:t xml:space="preserve">Sin acceso a infraestructura objetivo</w:t>
             </w:r>
@@ -2351,14 +2298,13 @@
           <w:p>
             <w:pPr>
               <w:pStyle w:val="Compact"/>
-              <w:spacing w:line="240" w:lineRule="auto" w:after="0"/>
-              <w:ind w:firstLine="0"/>
-              <w:jc w:val="left"/>
-            </w:pPr>
-            <w:r>
-              <w:rPr>
-                <w:rFonts w:ascii="Times New Roman" w:hAnsi="Times New Roman"/>
-                <w:sz w:val="18"/>
+              <w:spacing w:line="240" w:lineRule="auto" w:after="20"/>
+              <w:ind w:firstLine="0"/>
+              <w:jc w:val="left"/>
+            </w:pPr>
+            <w:r>
+              <w:rPr>
+                <w:sz w:val="17"/>
               </w:rPr>
               <w:t xml:space="preserve">Health, logs, trazas y respaldo</w:t>
             </w:r>
@@ -2371,14 +2317,13 @@
           <w:p>
             <w:pPr>
               <w:pStyle w:val="Compact"/>
-              <w:spacing w:line="240" w:lineRule="auto" w:after="0"/>
-              <w:ind w:firstLine="0"/>
-              <w:jc w:val="left"/>
-            </w:pPr>
-            <w:r>
-              <w:rPr>
-                <w:rFonts w:ascii="Times New Roman" w:hAnsi="Times New Roman"/>
-                <w:sz w:val="18"/>
+              <w:spacing w:line="240" w:lineRule="auto" w:after="20"/>
+              <w:ind w:firstLine="0"/>
+              <w:jc w:val="left"/>
+            </w:pPr>
+            <w:r>
+              <w:rPr>
+                <w:sz w:val="17"/>
               </w:rPr>
               <w:t xml:space="preserve">Rendimiento</w:t>
             </w:r>
@@ -2389,14 +2334,13 @@
           <w:p>
             <w:pPr>
               <w:pStyle w:val="Compact"/>
-              <w:spacing w:line="240" w:lineRule="auto" w:after="0"/>
-              <w:ind w:firstLine="0"/>
-              <w:jc w:val="left"/>
-            </w:pPr>
-            <w:r>
-              <w:rPr>
-                <w:rFonts w:ascii="Times New Roman" w:hAnsi="Times New Roman"/>
-                <w:sz w:val="18"/>
+              <w:spacing w:line="240" w:lineRule="auto" w:after="20"/>
+              <w:ind w:firstLine="0"/>
+              <w:jc w:val="left"/>
+            </w:pPr>
+            <w:r>
+              <w:rPr>
+                <w:sz w:val="17"/>
               </w:rPr>
               <w:t xml:space="preserve">Sin carga medida</w:t>
             </w:r>
@@ -2407,14 +2351,13 @@
           <w:p>
             <w:pPr>
               <w:pStyle w:val="Compact"/>
-              <w:spacing w:line="240" w:lineRule="auto" w:after="0"/>
-              <w:ind w:firstLine="0"/>
-              <w:jc w:val="left"/>
-            </w:pPr>
-            <w:r>
-              <w:rPr>
-                <w:rFonts w:ascii="Times New Roman" w:hAnsi="Times New Roman"/>
-                <w:sz w:val="18"/>
+              <w:spacing w:line="240" w:lineRule="auto" w:after="20"/>
+              <w:ind w:firstLine="0"/>
+              <w:jc w:val="left"/>
+            </w:pPr>
+            <w:r>
+              <w:rPr>
+                <w:sz w:val="17"/>
               </w:rPr>
               <w:t xml:space="preserve">Reporte JMeter/k6/otro</w:t>
             </w:r>
@@ -2427,14 +2370,13 @@
           <w:p>
             <w:pPr>
               <w:pStyle w:val="Compact"/>
-              <w:spacing w:line="240" w:lineRule="auto" w:after="0"/>
-              <w:ind w:firstLine="0"/>
-              <w:jc w:val="left"/>
-            </w:pPr>
-            <w:r>
-              <w:rPr>
-                <w:rFonts w:ascii="Times New Roman" w:hAnsi="Times New Roman"/>
-                <w:sz w:val="18"/>
+              <w:spacing w:line="240" w:lineRule="auto" w:after="20"/>
+              <w:ind w:firstLine="0"/>
+              <w:jc w:val="left"/>
+            </w:pPr>
+            <w:r>
+              <w:rPr>
+                <w:sz w:val="17"/>
               </w:rPr>
               <w:t xml:space="preserve">Usabilidad</w:t>
             </w:r>
@@ -2445,14 +2387,13 @@
           <w:p>
             <w:pPr>
               <w:pStyle w:val="Compact"/>
-              <w:spacing w:line="240" w:lineRule="auto" w:after="0"/>
-              <w:ind w:firstLine="0"/>
-              <w:jc w:val="left"/>
-            </w:pPr>
-            <w:r>
-              <w:rPr>
-                <w:rFonts w:ascii="Times New Roman" w:hAnsi="Times New Roman"/>
-                <w:sz w:val="18"/>
+              <w:spacing w:line="240" w:lineRule="auto" w:after="20"/>
+              <w:ind w:firstLine="0"/>
+              <w:jc w:val="left"/>
+            </w:pPr>
+            <w:r>
+              <w:rPr>
+                <w:sz w:val="17"/>
               </w:rPr>
               <w:t xml:space="preserve">Sin estudio de tareas</w:t>
             </w:r>
@@ -2463,14 +2404,13 @@
           <w:p>
             <w:pPr>
               <w:pStyle w:val="Compact"/>
-              <w:spacing w:line="240" w:lineRule="auto" w:after="0"/>
-              <w:ind w:firstLine="0"/>
-              <w:jc w:val="left"/>
-            </w:pPr>
-            <w:r>
-              <w:rPr>
-                <w:rFonts w:ascii="Times New Roman" w:hAnsi="Times New Roman"/>
-                <w:sz w:val="18"/>
+              <w:spacing w:line="240" w:lineRule="auto" w:after="20"/>
+              <w:ind w:firstLine="0"/>
+              <w:jc w:val="left"/>
+            </w:pPr>
+            <w:r>
+              <w:rPr>
+                <w:sz w:val="17"/>
               </w:rPr>
               <w:t xml:space="preserve">Consentimiento, protocolos, resultados</w:t>
             </w:r>
@@ -2483,14 +2423,13 @@
           <w:p>
             <w:pPr>
               <w:pStyle w:val="Compact"/>
-              <w:spacing w:line="240" w:lineRule="auto" w:after="0"/>
-              <w:ind w:firstLine="0"/>
-              <w:jc w:val="left"/>
-            </w:pPr>
-            <w:r>
-              <w:rPr>
-                <w:rFonts w:ascii="Times New Roman" w:hAnsi="Times New Roman"/>
-                <w:sz w:val="18"/>
+              <w:spacing w:line="240" w:lineRule="auto" w:after="20"/>
+              <w:ind w:firstLine="0"/>
+              <w:jc w:val="left"/>
+            </w:pPr>
+            <w:r>
+              <w:rPr>
+                <w:sz w:val="17"/>
               </w:rPr>
               <w:t xml:space="preserve">Conformidad editorial</w:t>
             </w:r>
@@ -2501,14 +2440,13 @@
           <w:p>
             <w:pPr>
               <w:pStyle w:val="Compact"/>
-              <w:spacing w:line="240" w:lineRule="auto" w:after="0"/>
-              <w:ind w:firstLine="0"/>
-              <w:jc w:val="left"/>
-            </w:pPr>
-            <w:r>
-              <w:rPr>
-                <w:rFonts w:ascii="Times New Roman" w:hAnsi="Times New Roman"/>
-                <w:sz w:val="18"/>
+              <w:spacing w:line="240" w:lineRule="auto" w:after="20"/>
+              <w:ind w:firstLine="0"/>
+              <w:jc w:val="left"/>
+            </w:pPr>
+            <w:r>
+              <w:rPr>
+                <w:sz w:val="17"/>
               </w:rPr>
               <w:t xml:space="preserve">Sin aprobación del instructor o revista</w:t>
             </w:r>
@@ -2519,14 +2457,13 @@
           <w:p>
             <w:pPr>
               <w:pStyle w:val="Compact"/>
-              <w:spacing w:line="240" w:lineRule="auto" w:after="0"/>
-              <w:ind w:firstLine="0"/>
-              <w:jc w:val="left"/>
-            </w:pPr>
-            <w:r>
-              <w:rPr>
-                <w:rFonts w:ascii="Times New Roman" w:hAnsi="Times New Roman"/>
-                <w:sz w:val="18"/>
+              <w:spacing w:line="240" w:lineRule="auto" w:after="20"/>
+              <w:ind w:firstLine="0"/>
+              <w:jc w:val="left"/>
+            </w:pPr>
+            <w:r>
+              <w:rPr>
+                <w:sz w:val="17"/>
               </w:rPr>
               <w:t xml:space="preserve">Plantilla, firmas y revisión</w:t>
             </w:r>
@@ -2540,20 +2477,16 @@
       <w:pPr>
         <w:pStyle w:val="Heading2"/>
         <w:keepNext/>
-        <w:ind w:firstLine="0"/>
-      </w:pPr>
-      <w:r>
-        <w:rPr>
-          <w:color w:val="000000"/>
-        </w:rPr>
+        <w:spacing w:line="264" w:lineRule="auto"/>
+      </w:pPr>
+      <w:r>
         <w:t xml:space="preserve">15. Cierre del expediente</w:t>
       </w:r>
     </w:p>
     <w:p>
       <w:pPr>
         <w:pStyle w:val="FirstParagraph"/>
-        <w:spacing w:line="480" w:lineRule="auto" w:after="0"/>
-        <w:ind w:firstLine="720"/>
+        <w:spacing w:line="396" w:lineRule="auto" w:after="100"/>
       </w:pPr>
       <w:r>
         <w:t xml:space="preserve">Este documento constituye un</w:t>
@@ -2596,12 +2529,9 @@
       <w:pPr>
         <w:pStyle w:val="Heading2"/>
         <w:keepNext/>
-        <w:ind w:firstLine="0"/>
-      </w:pPr>
-      <w:r>
-        <w:rPr>
-          <w:color w:val="000000"/>
-        </w:rPr>
+        <w:spacing w:line="264" w:lineRule="auto"/>
+      </w:pPr>
+      <w:r>
         <w:t xml:space="preserve">Fuentes primarias de implementación</w:t>
       </w:r>
     </w:p>
@@ -2612,6 +2542,7 @@
           <w:ilvl w:val="0"/>
           <w:numId w:val="1001"/>
         </w:numPr>
+        <w:spacing w:line="396" w:lineRule="auto" w:after="100"/>
       </w:pPr>
       <w:r>
         <w:t xml:space="preserve">API: https://github.com/yersonct/SaborExpressBack/tree/main</w:t>
@@ -2624,6 +2555,7 @@
           <w:ilvl w:val="0"/>
           <w:numId w:val="1001"/>
         </w:numPr>
+        <w:spacing w:line="396" w:lineRule="auto" w:after="100"/>
       </w:pPr>
       <w:r>
         <w:t xml:space="preserve">Web: https://github.com/yersonct/SaborExpressWeb/tree/main</w:t>
@@ -2636,6 +2568,7 @@
           <w:ilvl w:val="0"/>
           <w:numId w:val="1001"/>
         </w:numPr>
+        <w:spacing w:line="396" w:lineRule="auto" w:after="100"/>
       </w:pPr>
       <w:r>
         <w:t xml:space="preserve">Móvil: https://github.com/yersonct/SaborExpressMovil/tree/main</w:t>
@@ -2648,6 +2581,7 @@
           <w:ilvl w:val="0"/>
           <w:numId w:val="1001"/>
         </w:numPr>
+        <w:spacing w:line="396" w:lineRule="auto" w:after="100"/>
       </w:pPr>
       <w:r>
         <w:t xml:space="preserve">Referencia de presentación: https://github.com/jsgh1/SRD-v1/tree/dev/docs/docs-SRD</w:t>
@@ -2656,8 +2590,7 @@
     <w:p>
       <w:pPr>
         <w:pStyle w:val="FirstParagraph"/>
-        <w:spacing w:line="480" w:lineRule="auto" w:after="0"/>
-        <w:ind w:firstLine="720"/>
+        <w:spacing w:line="396" w:lineRule="auto" w:after="100"/>
       </w:pPr>
       <w:r>
         <w:rPr>
@@ -2674,10 +2607,236 @@
       </w:r>
     </w:p>
     <w:bookmarkEnd w:id="34"/>
+    <w:bookmarkStart w:id="35" w:name="X8c26f11a3b30a36b797f17aabd895622f3f9e78"/>
+    <w:p>
+      <w:pPr>
+        <w:pStyle w:val="Heading2"/>
+        <w:keepNext/>
+        <w:spacing w:line="264" w:lineRule="auto"/>
+      </w:pPr>
+      <w:r>
+        <w:t xml:space="preserve">12. Entrega académica y anexos del expediente</w:t>
+      </w:r>
+    </w:p>
+    <w:p>
+      <w:pPr>
+        <w:pStyle w:val="FirstParagraph"/>
+        <w:spacing w:line="396" w:lineRule="auto" w:after="100"/>
+      </w:pPr>
+      <w:r>
+        <w:t xml:space="preserve">La entrega se organiza en carpeta 1–11 y carpeta espejo</w:t>
+      </w:r>
+      <w:r>
+        <w:t xml:space="preserve"> </w:t>
+      </w:r>
+      <w:r>
+        <w:rPr>
+          <w:rStyle w:val="VerbatimChar"/>
+        </w:rPr>
+        <w:t xml:space="preserve">docs-SaborExpress</w:t>
+      </w:r>
+      <w:r>
+        <w:t xml:space="preserve">, con versiones Markdown editables, DOCX y PDF, diagramas fuente DOT/PNG, colecciones de API y ejemplos operativos. El repositorio de aplicaciones permanece fuera del expediente para evitar mezcla entre documentación y binarios. Las versiones existentes en Git deben preservarse mediante control de cambios y comparación de SHA.</w:t>
+      </w:r>
+    </w:p>
     <w:bookmarkEnd w:id="35"/>
+    <w:bookmarkStart w:id="36" w:name="X53731d586bf57d5b73c21d5390e397329baf288"/>
+    <w:p>
+      <w:pPr>
+        <w:pStyle w:val="Heading2"/>
+        <w:keepNext/>
+        <w:spacing w:line="264" w:lineRule="auto"/>
+      </w:pPr>
+      <w:r>
+        <w:t xml:space="preserve">13. Resultado documental verificable y pendientes de evidencia</w:t>
+      </w:r>
+    </w:p>
+    <w:p>
+      <w:pPr>
+        <w:pStyle w:val="FirstParagraph"/>
+        <w:spacing w:line="396" w:lineRule="auto" w:after="100"/>
+      </w:pPr>
+      <w:r>
+        <w:t xml:space="preserve">El resultado objetivo de esta entrega es un expediente más completo y navegable, no una calificación de funcionamiento del software. La inspección documenta ASP.NET Core 8, EF Core, JWT, SignalR, Next.js y Expo; entidades, rutas y flujos de alto nivel. Permanecen por validar las mediciones de desempeño, pruebas de pagos, exportación del esquema físico, compilaciones en equipos concretos, usabilidad con participantes y aprobaciones institucionales.</w:t>
+      </w:r>
+    </w:p>
+    <w:bookmarkEnd w:id="36"/>
+    <w:bookmarkStart w:id="43" w:name="diagrama-general-del-sistema"/>
+    <w:p>
+      <w:pPr>
+        <w:pStyle w:val="Heading2"/>
+        <w:keepNext/>
+        <w:spacing w:line="264" w:lineRule="auto"/>
+      </w:pPr>
+      <w:r>
+        <w:t xml:space="preserve">14. Diagrama general del sistema</w:t>
+      </w:r>
+    </w:p>
+    <w:p>
+      <w:pPr>
+        <w:pStyle w:val="CaptionedFigure"/>
+        <w:spacing w:line="396" w:lineRule="auto" w:after="100"/>
+      </w:pPr>
+      <w:r>
+        <w:drawing>
+          <wp:inline>
+            <wp:extent cx="5943600" cy="4413163"/>
+            <wp:effectExtent b="0" l="0" r="0" t="0"/>
+            <wp:docPr descr="01_CONTEXT0" title="" id="38" name="Picture"/>
+            <a:graphic>
+              <a:graphicData uri="http://schemas.openxmlformats.org/drawingml/2006/picture">
+                <pic:pic>
+                  <pic:nvPicPr>
+                    <pic:cNvPr descr="recursos/01_CONTEXT0.png" id="39" name="Picture"/>
+                    <pic:cNvPicPr>
+                      <a:picLocks noChangeArrowheads="1" noChangeAspect="1"/>
+                    </pic:cNvPicPr>
+                  </pic:nvPicPr>
+                  <pic:blipFill>
+                    <a:blip r:embed="rId37"/>
+                    <a:stretch>
+                      <a:fillRect/>
+                    </a:stretch>
+                  </pic:blipFill>
+                  <pic:spPr bwMode="auto">
+                    <a:xfrm>
+                      <a:off x="0" y="0"/>
+                      <a:ext cx="5943600" cy="4413163"/>
+                    </a:xfrm>
+                    <a:prstGeom prst="rect">
+                      <a:avLst/>
+                    </a:prstGeom>
+                    <a:noFill/>
+                    <a:ln w="9525">
+                      <a:noFill/>
+                      <a:headEnd/>
+                      <a:tailEnd/>
+                    </a:ln>
+                  </pic:spPr>
+                </pic:pic>
+              </a:graphicData>
+            </a:graphic>
+          </wp:inline>
+        </w:drawing>
+      </w:r>
+    </w:p>
+    <w:p>
+      <w:pPr>
+        <w:pStyle w:val="ImageCaption"/>
+        <w:spacing w:line="396" w:lineRule="auto" w:after="100"/>
+      </w:pPr>
+      <w:r>
+        <w:t xml:space="preserve">01_CONTEXT0</w:t>
+      </w:r>
+    </w:p>
+    <w:p>
+      <w:pPr>
+        <w:pStyle w:val="BodyText"/>
+        <w:spacing w:line="396" w:lineRule="auto" w:after="100"/>
+      </w:pPr>
+      <w:r>
+        <w:rPr>
+          <w:i/>
+          <w:iCs/>
+        </w:rPr>
+        <w:t xml:space="preserve">Nota. Elaboración para el estudio de caso SaborExpress; las figuras no certifican operaciones desplegadas.</w:t>
+      </w:r>
+    </w:p>
+    <w:p>
+      <w:pPr>
+        <w:pStyle w:val="CaptionedFigure"/>
+        <w:spacing w:line="396" w:lineRule="auto" w:after="100"/>
+      </w:pPr>
+      <w:r>
+        <w:drawing>
+          <wp:inline>
+            <wp:extent cx="5943600" cy="6036999"/>
+            <wp:effectExtent b="0" l="0" r="0" t="0"/>
+            <wp:docPr descr="02_COMPONENTES" title="" id="41" name="Picture"/>
+            <a:graphic>
+              <a:graphicData uri="http://schemas.openxmlformats.org/drawingml/2006/picture">
+                <pic:pic>
+                  <pic:nvPicPr>
+                    <pic:cNvPr descr="recursos/02_COMPONENTES.png" id="42" name="Picture"/>
+                    <pic:cNvPicPr>
+                      <a:picLocks noChangeArrowheads="1" noChangeAspect="1"/>
+                    </pic:cNvPicPr>
+                  </pic:nvPicPr>
+                  <pic:blipFill>
+                    <a:blip r:embed="rId40"/>
+                    <a:stretch>
+                      <a:fillRect/>
+                    </a:stretch>
+                  </pic:blipFill>
+                  <pic:spPr bwMode="auto">
+                    <a:xfrm>
+                      <a:off x="0" y="0"/>
+                      <a:ext cx="5943600" cy="6036999"/>
+                    </a:xfrm>
+                    <a:prstGeom prst="rect">
+                      <a:avLst/>
+                    </a:prstGeom>
+                    <a:noFill/>
+                    <a:ln w="9525">
+                      <a:noFill/>
+                      <a:headEnd/>
+                      <a:tailEnd/>
+                    </a:ln>
+                  </pic:spPr>
+                </pic:pic>
+              </a:graphicData>
+            </a:graphic>
+          </wp:inline>
+        </w:drawing>
+      </w:r>
+    </w:p>
+    <w:p>
+      <w:pPr>
+        <w:pStyle w:val="ImageCaption"/>
+        <w:spacing w:line="396" w:lineRule="auto" w:after="100"/>
+      </w:pPr>
+      <w:r>
+        <w:t xml:space="preserve">02_COMPONENTES</w:t>
+      </w:r>
+    </w:p>
+    <w:p>
+      <w:pPr>
+        <w:pStyle w:val="BodyText"/>
+        <w:spacing w:line="396" w:lineRule="auto" w:after="100"/>
+      </w:pPr>
+      <w:r>
+        <w:rPr>
+          <w:i/>
+          <w:iCs/>
+        </w:rPr>
+        <w:t xml:space="preserve">Nota. Elaboración para el estudio de caso SaborExpress; las figuras no certifican operaciones desplegadas.</w:t>
+      </w:r>
+      <w:r>
+        <w:t xml:space="preserve"> </w:t>
+      </w:r>
+      <w:r>
+        <w:t xml:space="preserve">## 15. Recomendaciones de cierre</w:t>
+      </w:r>
+    </w:p>
+    <w:p>
+      <w:pPr>
+        <w:pStyle w:val="Compact"/>
+        <w:numPr>
+          <w:ilvl w:val="0"/>
+          <w:numId w:val="1002"/>
+        </w:numPr>
+        <w:spacing w:line="396" w:lineRule="auto" w:after="100"/>
+      </w:pPr>
+      <w:r>
+        <w:t xml:space="preserve">Congelar SHAs revisados. 2. Acordar motor de datos oficial. 3. Actualizar Swagger contra una compilación. 4. Ejecutar batería funcional y de seguridad. 5. Obtener capturas anonimizadas. 6. Revisar referencias y enlaces DOI. 7. Firmar carátulas y actas solo con personas reales. 8. Presentar resultados medidos y limitaciones en la sustentación.</w:t>
+      </w:r>
+    </w:p>
+    <w:bookmarkEnd w:id="43"/>
+    <w:bookmarkEnd w:id="44"/>
     <w:sectPr>
-      <w:headerReference r:id="rId9" w:type="default"/>
-      <w:pgMar w:bottom="1440" w:left="1440" w:right="1440" w:top="1440"/>
+      <w:footerReference w:type="default" r:id="rId10"/>
+      <w:pgSz w:h="15840" w:w="12240"/>
+      <w:pgMar w:bottom="1440" w:left="1440" w:right="1440" w:top="1440" w:header="691" w:footer="720"/>
     </w:sectPr>
   </w:body>
 </w:document>
@@ -2687,6 +2846,24 @@
 <w:comments xmlns:w="http://schemas.openxmlformats.org/wordprocessingml/2006/main" xmlns:m="http://schemas.openxmlformats.org/officeDocument/2006/math" xmlns:r="http://schemas.openxmlformats.org/officeDocument/2006/relationships" xmlns:o="urn:schemas-microsoft-com:office:office" xmlns:v="urn:schemas-microsoft-com:vml" xmlns:w10="urn:schemas-microsoft-com:office:word" xmlns:a="http://schemas.openxmlformats.org/drawingml/2006/main" xmlns:pic="http://schemas.openxmlformats.org/drawingml/2006/picture" xmlns:wp="http://schemas.openxmlformats.org/drawingml/2006/wordprocessingDrawing"/>
 </file>
 
+<file path=word/footer1.xml><?xml version="1.0" encoding="utf-8"?>
+<w:ftr xmlns:m="http://schemas.openxmlformats.org/officeDocument/2006/math" xmlns:mc="http://schemas.openxmlformats.org/markup-compatibility/2006" xmlns:mo="http://schemas.microsoft.com/office/mac/office/2008/main" xmlns:mv="urn:schemas-microsoft-com:mac:vml" xmlns:o="urn:schemas-microsoft-com:office:office" xmlns:r="http://schemas.openxmlformats.org/officeDocument/2006/relationships" xmlns:v="urn:schemas-microsoft-com:vml" xmlns:w10="urn:schemas-microsoft-com:office:word" xmlns:w14="http://schemas.microsoft.com/office/word/2010/wordml" xmlns:w="http://schemas.openxmlformats.org/wordprocessingml/2006/main" xmlns:wne="http://schemas.microsoft.com/office/word/2006/wordml" xmlns:wp14="http://schemas.microsoft.com/office/word/2010/wordprocessingDrawing" xmlns:wp="http://schemas.openxmlformats.org/drawingml/2006/wordprocessingDrawing" xmlns:wpc="http://schemas.microsoft.com/office/word/2010/wordprocessingCanvas" xmlns:wpg="http://schemas.microsoft.com/office/word/2010/wordprocessingGroup" xmlns:wpi="http://schemas.microsoft.com/office/word/2010/wordprocessingInk" xmlns:wps="http://schemas.microsoft.com/office/word/2010/wordprocessingShape" mc:Ignorable="w14 wp14">
+  <w:p>
+    <w:pPr>
+      <w:pStyle w:val="Footer"/>
+      <w:jc w:val="right"/>
+    </w:pPr>
+    <w:r>
+      <w:rPr>
+        <w:sz w:val="16"/>
+      </w:rPr>
+      <w:t xml:space="preserve">SaborExpress | Yerson Stiven Cuellar Rubiano | Ficha 3145555 | Página </w:t>
+    </w:r>
+    <w:fldSimple w:instr="PAGE"/>
+  </w:p>
+</w:ftr>
+</file>
+
 <file path=word/footnotes.xml><?xml version="1.0" encoding="utf-8"?>
 <w:footnotes xmlns:w="http://schemas.openxmlformats.org/wordprocessingml/2006/main" xmlns:m="http://schemas.openxmlformats.org/officeDocument/2006/math" xmlns:r="http://schemas.openxmlformats.org/officeDocument/2006/relationships" xmlns:o="urn:schemas-microsoft-com:office:office" xmlns:v="urn:schemas-microsoft-com:vml" xmlns:w10="urn:schemas-microsoft-com:office:word" xmlns:a="http://schemas.openxmlformats.org/drawingml/2006/main" xmlns:pic="http://schemas.openxmlformats.org/drawingml/2006/picture" xmlns:wp="http://schemas.openxmlformats.org/drawingml/2006/wordprocessingDrawing">
   <w:footnote w:type="continuationSeparator" w:id="0">
@@ -2704,18 +2881,6 @@
     </w:p>
   </w:footnote>
 </w:footnotes>
-</file>
-
-<file path=word/header1.xml><?xml version="1.0" encoding="utf-8"?>
-<w:hdr xmlns:m="http://schemas.openxmlformats.org/officeDocument/2006/math" xmlns:mc="http://schemas.openxmlformats.org/markup-compatibility/2006" xmlns:mo="http://schemas.microsoft.com/office/mac/office/2008/main" xmlns:mv="urn:schemas-microsoft-com:mac:vml" xmlns:o="urn:schemas-microsoft-com:office:office" xmlns:r="http://schemas.openxmlformats.org/officeDocument/2006/relationships" xmlns:v="urn:schemas-microsoft-com:vml" xmlns:w10="urn:schemas-microsoft-com:office:word" xmlns:w14="http://schemas.microsoft.com/office/word/2010/wordml" xmlns:w="http://schemas.openxmlformats.org/wordprocessingml/2006/main" xmlns:wne="http://schemas.microsoft.com/office/word/2006/wordml" xmlns:wp14="http://schemas.microsoft.com/office/word/2010/wordprocessingDrawing" xmlns:wp="http://schemas.openxmlformats.org/drawingml/2006/wordprocessingDrawing" xmlns:wpc="http://schemas.microsoft.com/office/word/2010/wordprocessingCanvas" xmlns:wpg="http://schemas.microsoft.com/office/word/2010/wordprocessingGroup" xmlns:wpi="http://schemas.microsoft.com/office/word/2010/wordprocessingInk" xmlns:wps="http://schemas.microsoft.com/office/word/2010/wordprocessingShape" mc:Ignorable="w14 wp14">
-  <w:p>
-    <w:pPr>
-      <w:pStyle w:val="Header"/>
-      <w:jc w:val="right"/>
-    </w:pPr>
-    <w:fldSimple w:instr="PAGE"/>
-  </w:p>
-</w:hdr>
 </file>
 
 <file path=word/numbering.xml><?xml version="1.0" encoding="utf-8"?>
@@ -2872,11 +3037,126 @@
       </w:pPr>
     </w:lvl>
   </w:abstractNum>
+  <w:abstractNum w:abstractNumId="99411">
+    <w:nsid w:val="00A99411"/>
+    <w:multiLevelType w:val="multilevel"/>
+    <w:lvl w:ilvl="0">
+      <w:start w:val="1"/>
+      <w:numFmt w:val="decimal"/>
+      <w:lvlText w:val="%1."/>
+      <w:lvlJc w:val="left"/>
+      <w:pPr>
+        <w:ind w:left="720" w:hanging="480"/>
+      </w:pPr>
+    </w:lvl>
+    <w:lvl w:ilvl="1">
+      <w:start w:val="1"/>
+      <w:numFmt w:val="decimal"/>
+      <w:lvlText w:val="%2."/>
+      <w:lvlJc w:val="left"/>
+      <w:pPr>
+        <w:ind w:left="1440" w:hanging="480"/>
+      </w:pPr>
+    </w:lvl>
+    <w:lvl w:ilvl="2">
+      <w:start w:val="1"/>
+      <w:numFmt w:val="decimal"/>
+      <w:lvlText w:val="%3."/>
+      <w:lvlJc w:val="left"/>
+      <w:pPr>
+        <w:ind w:left="2160" w:hanging="480"/>
+      </w:pPr>
+    </w:lvl>
+    <w:lvl w:ilvl="3">
+      <w:start w:val="1"/>
+      <w:numFmt w:val="decimal"/>
+      <w:lvlText w:val="%4."/>
+      <w:lvlJc w:val="left"/>
+      <w:pPr>
+        <w:ind w:left="2880" w:hanging="480"/>
+      </w:pPr>
+    </w:lvl>
+    <w:lvl w:ilvl="4">
+      <w:start w:val="1"/>
+      <w:numFmt w:val="decimal"/>
+      <w:lvlText w:val="%5."/>
+      <w:lvlJc w:val="left"/>
+      <w:pPr>
+        <w:ind w:left="3600" w:hanging="480"/>
+      </w:pPr>
+    </w:lvl>
+    <w:lvl w:ilvl="5">
+      <w:start w:val="1"/>
+      <w:numFmt w:val="decimal"/>
+      <w:lvlText w:val="%6."/>
+      <w:lvlJc w:val="left"/>
+      <w:pPr>
+        <w:ind w:left="4320" w:hanging="480"/>
+      </w:pPr>
+    </w:lvl>
+    <w:lvl w:ilvl="6">
+      <w:start w:val="1"/>
+      <w:numFmt w:val="decimal"/>
+      <w:lvlText w:val="%7."/>
+      <w:lvlJc w:val="left"/>
+      <w:pPr>
+        <w:ind w:left="5040" w:hanging="480"/>
+      </w:pPr>
+    </w:lvl>
+    <w:lvl w:ilvl="7">
+      <w:start w:val="1"/>
+      <w:numFmt w:val="decimal"/>
+      <w:lvlText w:val="%8."/>
+      <w:lvlJc w:val="left"/>
+      <w:pPr>
+        <w:ind w:left="5760" w:hanging="480"/>
+      </w:pPr>
+    </w:lvl>
+    <w:lvl w:ilvl="8">
+      <w:start w:val="1"/>
+      <w:numFmt w:val="decimal"/>
+      <w:lvlText w:val="%9."/>
+      <w:lvlJc w:val="left"/>
+      <w:pPr>
+        <w:ind w:left="6480" w:hanging="480"/>
+      </w:pPr>
+    </w:lvl>
+  </w:abstractNum>
   <w:num w:numId="1000">
     <w:abstractNumId w:val="990"/>
   </w:num>
   <w:num w:numId="1001">
     <w:abstractNumId w:val="991"/>
+  </w:num>
+  <w:num w:numId="1002">
+    <w:abstractNumId w:val="99411"/>
+    <w:lvlOverride w:ilvl="0">
+      <w:startOverride w:val="1"/>
+    </w:lvlOverride>
+    <w:lvlOverride w:ilvl="1">
+      <w:startOverride w:val="1"/>
+    </w:lvlOverride>
+    <w:lvlOverride w:ilvl="2">
+      <w:startOverride w:val="1"/>
+    </w:lvlOverride>
+    <w:lvlOverride w:ilvl="3">
+      <w:startOverride w:val="1"/>
+    </w:lvlOverride>
+    <w:lvlOverride w:ilvl="4">
+      <w:startOverride w:val="1"/>
+    </w:lvlOverride>
+    <w:lvlOverride w:ilvl="5">
+      <w:startOverride w:val="1"/>
+    </w:lvlOverride>
+    <w:lvlOverride w:ilvl="6">
+      <w:startOverride w:val="1"/>
+    </w:lvlOverride>
+    <w:lvlOverride w:ilvl="7">
+      <w:startOverride w:val="1"/>
+    </w:lvlOverride>
+    <w:lvlOverride w:ilvl="8">
+      <w:startOverride w:val="1"/>
+    </w:lvlOverride>
   </w:num>
 </w:numbering>
 </file>
@@ -2903,12 +3183,11 @@
     <w:name w:val="Normal"/>
     <w:qFormat/>
     <w:pPr>
-      <w:spacing w:after="0" w:line="480" w:lineRule="auto"/>
-      <w:ind w:firstLine="720"/>
+      <w:spacing w:after="60" w:line="360" w:lineRule="auto"/>
     </w:pPr>
     <w:rPr>
       <w:rFonts w:ascii="Times New Roman" w:hAnsi="Times New Roman"/>
-      <w:color w:val="000000"/>
+      <w:color w:val="191E28"/>
       <w:sz w:val="24"/>
     </w:rPr>
   </w:style>
@@ -2918,27 +3197,35 @@
     <w:link w:val="BodyTextChar"/>
     <w:qFormat/>
     <w:pPr>
-      <w:spacing w:after="180" w:before="180"/>
+      <w:spacing w:after="60" w:before="180" w:line="360" w:lineRule="auto"/>
     </w:pPr>
+    <w:rPr>
+      <w:rFonts w:ascii="Times New Roman" w:hAnsi="Times New Roman"/>
+      <w:color w:val="191E28"/>
+      <w:sz w:val="24"/>
+    </w:rPr>
   </w:style>
   <w:style w:customStyle="1" w:styleId="FirstParagraph" w:type="paragraph">
     <w:name w:val="First Paragraph"/>
     <w:basedOn w:val="BodyText"/>
     <w:next w:val="BodyText"/>
     <w:qFormat/>
+    <w:pPr>
+      <w:spacing w:after="60" w:line="360" w:lineRule="auto"/>
+    </w:pPr>
+    <w:rPr>
+      <w:rFonts w:ascii="Times New Roman" w:hAnsi="Times New Roman"/>
+      <w:color w:val="191E28"/>
+      <w:sz w:val="24"/>
+    </w:rPr>
   </w:style>
   <w:style w:customStyle="1" w:styleId="Compact" w:type="paragraph">
     <w:name w:val="Compact"/>
     <w:basedOn w:val="BodyText"/>
     <w:qFormat/>
     <w:pPr>
-      <w:spacing w:after="0" w:before="36" w:line="240" w:lineRule="auto"/>
-      <w:ind w:firstLine="0"/>
+      <w:spacing w:after="36" w:before="36"/>
     </w:pPr>
-    <w:rPr>
-      <w:rFonts w:ascii="Times New Roman" w:hAnsi="Times New Roman"/>
-      <w:sz w:val="20"/>
-    </w:rPr>
   </w:style>
   <w:style w:styleId="Title" w:type="paragraph">
     <w:name w:val="Title"/>
@@ -2948,16 +3235,15 @@
     <w:pPr>
       <w:keepNext/>
       <w:keepLines/>
-      <w:spacing w:after="40" w:before="120" w:line="480" w:lineRule="auto"/>
-      <w:ind w:firstLine="0"/>
+      <w:spacing w:after="240" w:before="480"/>
       <w:jc w:val="center"/>
     </w:pPr>
     <w:rPr>
-      <w:rFonts w:ascii="Times New Roman" w:asciiTheme="majorHAnsi" w:cstheme="majorBidi" w:eastAsiaTheme="majorEastAsia" w:hAnsi="Times New Roman" w:hAnsiTheme="majorHAnsi"/>
+      <w:rFonts w:asciiTheme="majorHAnsi" w:cstheme="majorBidi" w:eastAsiaTheme="majorEastAsia" w:hAnsiTheme="majorHAnsi"/>
       <w:b/>
       <w:bCs/>
-      <w:color w:val="000000"/>
-      <w:sz w:val="24"/>
+      <w:color w:themeColor="accent1" w:themeShade="B5" w:val="345A8A"/>
+      <w:sz w:val="36"/>
       <w:szCs w:val="36"/>
     </w:rPr>
   </w:style>
@@ -3054,7 +3340,7 @@
       <w:rFonts w:asciiTheme="majorHAnsi" w:cstheme="majorBidi" w:eastAsiaTheme="majorEastAsia" w:hAnsiTheme="majorHAnsi"/>
       <w:b/>
       <w:bCs/>
-      <w:color w:val="000000"/>
+      <w:color w:themeColor="accent1" w:val="4F81BD"/>
       <w:sz w:val="32"/>
       <w:szCs w:val="32"/>
     </w:rPr>
@@ -3076,7 +3362,7 @@
       <w:rFonts w:asciiTheme="majorHAnsi" w:cstheme="majorBidi" w:eastAsiaTheme="majorEastAsia" w:hAnsiTheme="majorHAnsi"/>
       <w:b/>
       <w:bCs/>
-      <w:color w:val="000000"/>
+      <w:color w:themeColor="accent1" w:val="4F81BD"/>
       <w:sz w:val="28"/>
       <w:szCs w:val="28"/>
     </w:rPr>
@@ -3271,7 +3557,7 @@
     <w:qFormat/>
     <w:rPr>
       <w:rFonts w:ascii="Times New Roman" w:hAnsi="Times New Roman"/>
-      <w:sz w:val="18"/>
+      <w:sz w:val="20"/>
     </w:rPr>
     <w:tblPr>
       <w:tblInd w:type="dxa" w:w="0"/>
